--- a/doc/詞/宋朝/秦觀/秦觀-江城子·西城楊柳弄春柔.docx
+++ b/doc/詞/宋朝/秦觀/秦觀-江城子·西城楊柳弄春柔.docx
@@ -1,6 +1,6 @@
 
 <file path=word/document.xml><?xml version="1.0" encoding="utf-8"?>
-<w:document xmlns:wpc="http://schemas.microsoft.com/office/word/2010/wordprocessingCanvas" xmlns:cx="http://schemas.microsoft.com/office/drawing/2014/chartex" xmlns:cx1="http://schemas.microsoft.com/office/drawing/2015/9/8/chartex" xmlns:cx2="http://schemas.microsoft.com/office/drawing/2015/10/21/chartex" xmlns:cx3="http://schemas.microsoft.com/office/drawing/2016/5/9/chartex" xmlns:cx4="http://schemas.microsoft.com/office/drawing/2016/5/10/chartex" xmlns:cx5="http://schemas.microsoft.com/office/drawing/2016/5/11/chartex" xmlns:cx6="http://schemas.microsoft.com/office/drawing/2016/5/12/chartex" xmlns:cx7="http://schemas.microsoft.com/office/drawing/2016/5/13/chartex" xmlns:cx8="http://schemas.microsoft.com/office/drawing/2016/5/14/chartex" xmlns:mc="http://schemas.openxmlformats.org/markup-compatibility/2006" xmlns:aink="http://schemas.microsoft.com/office/drawing/2016/ink" xmlns:am3d="http://schemas.microsoft.com/office/drawing/2017/model3d" xmlns:o="urn:schemas-microsoft-com:office:office" xmlns:oel="http://schemas.microsoft.com/office/2019/extlst" xmlns:r="http://schemas.openxmlformats.org/officeDocument/2006/relationships" xmlns:m="http://schemas.openxmlformats.org/officeDocument/2006/math" xmlns:v="urn:schemas-microsoft-com:vml" xmlns:wp14="http://schemas.microsoft.com/office/word/2010/wordprocessingDrawing" xmlns:wp="http://schemas.openxmlformats.org/drawingml/2006/wordprocessingDrawing" xmlns:w10="urn:schemas-microsoft-com:office:word" xmlns:w="http://schemas.openxmlformats.org/wordprocessingml/2006/main" xmlns:w14="http://schemas.microsoft.com/office/word/2010/wordml" xmlns:w15="http://schemas.microsoft.com/office/word/2012/wordml" xmlns:w16cex="http://schemas.microsoft.com/office/word/2018/wordml/cex" xmlns:w16cid="http://schemas.microsoft.com/office/word/2016/wordml/cid" xmlns:w16="http://schemas.microsoft.com/office/word/2018/wordml" xmlns:w16sdtdh="http://schemas.microsoft.com/office/word/2020/wordml/sdtdatahash" xmlns:w16se="http://schemas.microsoft.com/office/word/2015/wordml/symex" xmlns:wpg="http://schemas.microsoft.com/office/word/2010/wordprocessingGroup" xmlns:wpi="http://schemas.microsoft.com/office/word/2010/wordprocessingInk" xmlns:wne="http://schemas.microsoft.com/office/word/2006/wordml" xmlns:wps="http://schemas.microsoft.com/office/word/2010/wordprocessingShape" mc:Ignorable="w14 w15 w16se w16cid w16 w16cex w16sdtdh wp14">
+<w:document xmlns:wpc="http://schemas.microsoft.com/office/word/2010/wordprocessingCanvas" xmlns:cx="http://schemas.microsoft.com/office/drawing/2014/chartex" xmlns:cx1="http://schemas.microsoft.com/office/drawing/2015/9/8/chartex" xmlns:cx2="http://schemas.microsoft.com/office/drawing/2015/10/21/chartex" xmlns:cx3="http://schemas.microsoft.com/office/drawing/2016/5/9/chartex" xmlns:cx4="http://schemas.microsoft.com/office/drawing/2016/5/10/chartex" xmlns:cx5="http://schemas.microsoft.com/office/drawing/2016/5/11/chartex" xmlns:cx6="http://schemas.microsoft.com/office/drawing/2016/5/12/chartex" xmlns:cx7="http://schemas.microsoft.com/office/drawing/2016/5/13/chartex" xmlns:cx8="http://schemas.microsoft.com/office/drawing/2016/5/14/chartex" xmlns:mc="http://schemas.openxmlformats.org/markup-compatibility/2006" xmlns:aink="http://schemas.microsoft.com/office/drawing/2016/ink" xmlns:am3d="http://schemas.microsoft.com/office/drawing/2017/model3d" xmlns:o="urn:schemas-microsoft-com:office:office" xmlns:r="http://schemas.openxmlformats.org/officeDocument/2006/relationships" xmlns:m="http://schemas.openxmlformats.org/officeDocument/2006/math" xmlns:v="urn:schemas-microsoft-com:vml" xmlns:wp14="http://schemas.microsoft.com/office/word/2010/wordprocessingDrawing" xmlns:wp="http://schemas.openxmlformats.org/drawingml/2006/wordprocessingDrawing" xmlns:w10="urn:schemas-microsoft-com:office:word" xmlns:w="http://schemas.openxmlformats.org/wordprocessingml/2006/main" xmlns:w14="http://schemas.microsoft.com/office/word/2010/wordml" xmlns:w15="http://schemas.microsoft.com/office/word/2012/wordml" xmlns:w16cex="http://schemas.microsoft.com/office/word/2018/wordml/cex" xmlns:w16cid="http://schemas.microsoft.com/office/word/2016/wordml/cid" xmlns:w16="http://schemas.microsoft.com/office/word/2018/wordml" xmlns:w16sdtdh="http://schemas.microsoft.com/office/word/2020/wordml/sdtdatahash" xmlns:w16se="http://schemas.microsoft.com/office/word/2015/wordml/symex" xmlns:wpg="http://schemas.microsoft.com/office/word/2010/wordprocessingGroup" xmlns:wpi="http://schemas.microsoft.com/office/word/2010/wordprocessingInk" xmlns:wne="http://schemas.microsoft.com/office/word/2006/wordml" xmlns:wps="http://schemas.microsoft.com/office/word/2010/wordprocessingShape" mc:Ignorable="w14 w15 w16se w16cid w16 w16cex w16sdtdh wp14">
   <w:body>
     <w:p>
       <w:pPr>
@@ -81,7 +81,47 @@
           <w:sz w:val="32"/>
           <w:szCs w:val="32"/>
         </w:rPr>
-        <w:t>西城楊柳弄春柔，動離憂，淚難收。猶記多情、曾為系歸舟。</w:t>
+        <w:t>西城楊柳</w:t>
+      </w:r>
+      <w:proofErr w:type="gramStart"/>
+      <w:r>
+        <w:rPr>
+          <w:rFonts w:hint="eastAsia"/>
+          <w:color w:val="0F0F0F"/>
+          <w:sz w:val="32"/>
+          <w:szCs w:val="32"/>
+        </w:rPr>
+        <w:t>弄春柔，動離憂，淚難</w:t>
+      </w:r>
+      <w:proofErr w:type="gramEnd"/>
+      <w:r>
+        <w:rPr>
+          <w:rFonts w:hint="eastAsia"/>
+          <w:color w:val="0F0F0F"/>
+          <w:sz w:val="32"/>
+          <w:szCs w:val="32"/>
+        </w:rPr>
+        <w:t>收。猶記多情、曾</w:t>
+      </w:r>
+      <w:proofErr w:type="gramStart"/>
+      <w:r>
+        <w:rPr>
+          <w:rFonts w:hint="eastAsia"/>
+          <w:color w:val="0F0F0F"/>
+          <w:sz w:val="32"/>
+          <w:szCs w:val="32"/>
+        </w:rPr>
+        <w:t>為系歸舟</w:t>
+      </w:r>
+      <w:proofErr w:type="gramEnd"/>
+      <w:r>
+        <w:rPr>
+          <w:rFonts w:hint="eastAsia"/>
+          <w:color w:val="0F0F0F"/>
+          <w:sz w:val="32"/>
+          <w:szCs w:val="32"/>
+        </w:rPr>
+        <w:t>。</w:t>
       </w:r>
     </w:p>
     <w:p>
@@ -94,6 +134,7 @@
           <w:szCs w:val="32"/>
         </w:rPr>
       </w:pPr>
+      <w:proofErr w:type="gramStart"/>
       <w:r>
         <w:rPr>
           <w:rFonts w:hint="eastAsia"/>
@@ -101,7 +142,37 @@
           <w:sz w:val="32"/>
           <w:szCs w:val="32"/>
         </w:rPr>
-        <w:t>碧野朱橋當日事，人不見，水空流。</w:t>
+        <w:t>碧野朱橋</w:t>
+      </w:r>
+      <w:proofErr w:type="gramEnd"/>
+      <w:r>
+        <w:rPr>
+          <w:rFonts w:hint="eastAsia"/>
+          <w:color w:val="0F0F0F"/>
+          <w:sz w:val="32"/>
+          <w:szCs w:val="32"/>
+        </w:rPr>
+        <w:t>當日事，人不見，</w:t>
+      </w:r>
+      <w:proofErr w:type="gramStart"/>
+      <w:r>
+        <w:rPr>
+          <w:rFonts w:hint="eastAsia"/>
+          <w:color w:val="0F0F0F"/>
+          <w:sz w:val="32"/>
+          <w:szCs w:val="32"/>
+        </w:rPr>
+        <w:t>水空流</w:t>
+      </w:r>
+      <w:proofErr w:type="gramEnd"/>
+      <w:r>
+        <w:rPr>
+          <w:rFonts w:hint="eastAsia"/>
+          <w:color w:val="0F0F0F"/>
+          <w:sz w:val="32"/>
+          <w:szCs w:val="32"/>
+        </w:rPr>
+        <w:t>。</w:t>
       </w:r>
     </w:p>
     <w:p>
@@ -114,6 +185,7 @@
           <w:szCs w:val="32"/>
         </w:rPr>
       </w:pPr>
+      <w:proofErr w:type="gramStart"/>
       <w:r>
         <w:rPr>
           <w:rFonts w:hint="eastAsia"/>
@@ -121,7 +193,37 @@
           <w:sz w:val="32"/>
           <w:szCs w:val="32"/>
         </w:rPr>
-        <w:t>韶華不為少年留，恨悠悠，幾時休？飛絮落花時候、一登樓。</w:t>
+        <w:t>韶</w:t>
+      </w:r>
+      <w:proofErr w:type="gramEnd"/>
+      <w:r>
+        <w:rPr>
+          <w:rFonts w:hint="eastAsia"/>
+          <w:color w:val="0F0F0F"/>
+          <w:sz w:val="32"/>
+          <w:szCs w:val="32"/>
+        </w:rPr>
+        <w:t>華不為少年留，恨悠悠，</w:t>
+      </w:r>
+      <w:proofErr w:type="gramStart"/>
+      <w:r>
+        <w:rPr>
+          <w:rFonts w:hint="eastAsia"/>
+          <w:color w:val="0F0F0F"/>
+          <w:sz w:val="32"/>
+          <w:szCs w:val="32"/>
+        </w:rPr>
+        <w:t>幾時休</w:t>
+      </w:r>
+      <w:proofErr w:type="gramEnd"/>
+      <w:r>
+        <w:rPr>
+          <w:rFonts w:hint="eastAsia"/>
+          <w:color w:val="0F0F0F"/>
+          <w:sz w:val="32"/>
+          <w:szCs w:val="32"/>
+        </w:rPr>
+        <w:t>？飛絮落花時候、一登樓。</w:t>
       </w:r>
     </w:p>
     <w:p>
@@ -134,6 +236,7 @@
           <w:szCs w:val="32"/>
         </w:rPr>
       </w:pPr>
+      <w:proofErr w:type="gramStart"/>
       <w:r>
         <w:rPr>
           <w:rFonts w:hint="eastAsia"/>
@@ -141,7 +244,37 @@
           <w:sz w:val="32"/>
           <w:szCs w:val="32"/>
         </w:rPr>
-        <w:t>便作春江都是淚，流不盡，許多愁。</w:t>
+        <w:t>便作春</w:t>
+      </w:r>
+      <w:proofErr w:type="gramEnd"/>
+      <w:r>
+        <w:rPr>
+          <w:rFonts w:hint="eastAsia"/>
+          <w:color w:val="0F0F0F"/>
+          <w:sz w:val="32"/>
+          <w:szCs w:val="32"/>
+        </w:rPr>
+        <w:t>江都是淚，流不盡，</w:t>
+      </w:r>
+      <w:proofErr w:type="gramStart"/>
+      <w:r>
+        <w:rPr>
+          <w:rFonts w:hint="eastAsia"/>
+          <w:color w:val="0F0F0F"/>
+          <w:sz w:val="32"/>
+          <w:szCs w:val="32"/>
+        </w:rPr>
+        <w:t>許多愁</w:t>
+      </w:r>
+      <w:proofErr w:type="gramEnd"/>
+      <w:r>
+        <w:rPr>
+          <w:rFonts w:hint="eastAsia"/>
+          <w:color w:val="0F0F0F"/>
+          <w:sz w:val="32"/>
+          <w:szCs w:val="32"/>
+        </w:rPr>
+        <w:t>。</w:t>
       </w:r>
     </w:p>
     <w:p>
@@ -160,67 +293,133 @@
     </w:p>
     <w:p>
       <w:pPr>
-        <w:spacing w:after="0" w:line="480" w:lineRule="exact"/>
+        <w:spacing w:after="0" w:line="440" w:lineRule="atLeast"/>
         <w:ind w:left="0" w:right="0" w:firstLine="0"/>
-        <w:rPr>
-          <w:szCs w:val="28"/>
-        </w:rPr>
-      </w:pPr>
-      <w:r>
-        <w:rPr>
-          <w:rFonts w:hint="eastAsia"/>
-          <w:szCs w:val="28"/>
-        </w:rPr>
-        <w:t>西城的楊柳逗留著春天的柔情，使我想起離別時的憂傷，眼淚很難收回。還記得當年你為我拴著歸來的小舟。綠色的原野，紅色的橋，是我們當時離別的情形。而如今你不在，只有水孤獨</w:t>
-      </w:r>
-      <w:r>
-        <w:rPr>
-          <w:rFonts w:hint="eastAsia"/>
-          <w:szCs w:val="28"/>
-        </w:rPr>
-        <w:t>的</w:t>
-      </w:r>
-      <w:r>
-        <w:rPr>
-          <w:rFonts w:hint="eastAsia"/>
-          <w:szCs w:val="28"/>
-        </w:rPr>
-        <w:t>流著。</w:t>
+        <w:jc w:val="both"/>
+        <w:rPr>
+          <w:szCs w:val="28"/>
+        </w:rPr>
+      </w:pPr>
+      <w:r>
+        <w:rPr>
+          <w:rFonts w:hint="eastAsia"/>
+          <w:szCs w:val="28"/>
+        </w:rPr>
+        <w:t xml:space="preserve">　　</w:t>
+      </w:r>
+      <w:r>
+        <w:rPr>
+          <w:rFonts w:hint="eastAsia"/>
+          <w:szCs w:val="28"/>
+        </w:rPr>
+        <w:t>西城的楊柳在春風中擺弄</w:t>
+      </w:r>
+      <w:r>
+        <w:rPr>
+          <w:rFonts w:hint="eastAsia"/>
+          <w:szCs w:val="28"/>
+        </w:rPr>
+        <w:t>著</w:t>
+      </w:r>
+      <w:r>
+        <w:rPr>
+          <w:rFonts w:hint="eastAsia"/>
+          <w:szCs w:val="28"/>
+        </w:rPr>
+        <w:t>柔嫩的枝條，這般景致勾起了我無限的離愁別</w:t>
+      </w:r>
+      <w:proofErr w:type="gramStart"/>
+      <w:r>
+        <w:rPr>
+          <w:rFonts w:hint="eastAsia"/>
+          <w:szCs w:val="28"/>
+        </w:rPr>
+        <w:t>緒</w:t>
+      </w:r>
+      <w:proofErr w:type="gramEnd"/>
+      <w:r>
+        <w:rPr>
+          <w:rFonts w:hint="eastAsia"/>
+          <w:szCs w:val="28"/>
+        </w:rPr>
+        <w:t>，讓人淚水難收。猶然記得當年，你曾多情地為我</w:t>
+      </w:r>
+      <w:proofErr w:type="gramStart"/>
+      <w:r>
+        <w:rPr>
+          <w:rFonts w:hint="eastAsia"/>
+          <w:szCs w:val="28"/>
+        </w:rPr>
+        <w:t>繫</w:t>
+      </w:r>
+      <w:proofErr w:type="gramEnd"/>
+      <w:r>
+        <w:rPr>
+          <w:rFonts w:hint="eastAsia"/>
+          <w:szCs w:val="28"/>
+        </w:rPr>
+        <w:t>上歸航的小舟。綠野青草、紅色木橋，那是我們當日離別時的景象；然而如今故人早已不見，只有江水依舊空自流淌。</w:t>
       </w:r>
     </w:p>
     <w:p>
       <w:pPr>
-        <w:spacing w:after="0" w:line="480" w:lineRule="exact"/>
+        <w:spacing w:after="0" w:line="440" w:lineRule="atLeast"/>
         <w:ind w:left="0" w:right="0" w:firstLine="0"/>
-        <w:rPr>
-          <w:szCs w:val="28"/>
-        </w:rPr>
-      </w:pPr>
-      <w:r>
-        <w:rPr>
-          <w:rFonts w:hint="eastAsia"/>
-          <w:szCs w:val="28"/>
-        </w:rPr>
-        <w:t>美好的青春不為少年時停留，離別的苦恨，何時才</w:t>
-      </w:r>
-      <w:r>
-        <w:rPr>
-          <w:rFonts w:hint="eastAsia"/>
-          <w:szCs w:val="28"/>
-        </w:rPr>
-        <w:t>能停止</w:t>
-      </w:r>
-      <w:r>
-        <w:rPr>
-          <w:rFonts w:hint="eastAsia"/>
-          <w:szCs w:val="28"/>
-        </w:rPr>
-        <w:t>？飄飛的柳絮，落花滿地的時候我登上樓台。即使江水都化作淚水，也流不盡，依然有愁苦在心頭。</w:t>
+        <w:jc w:val="both"/>
+        <w:rPr>
+          <w:szCs w:val="28"/>
+        </w:rPr>
+      </w:pPr>
+      <w:r>
+        <w:rPr>
+          <w:szCs w:val="28"/>
+        </w:rPr>
+        <w:t xml:space="preserve">   美好的青春年華從不會為少年過多停留，滿腔的恨意與愁緒啊，究竟何時才能休止</w:t>
+      </w:r>
+      <w:r>
+        <w:rPr>
+          <w:szCs w:val="28"/>
+        </w:rPr>
+        <w:br/>
+      </w:r>
+      <w:r>
+        <w:rPr>
+          <w:szCs w:val="28"/>
+        </w:rPr>
+        <w:t>？正值柳絮紛飛、</w:t>
+      </w:r>
+      <w:proofErr w:type="gramStart"/>
+      <w:r>
+        <w:rPr>
+          <w:szCs w:val="28"/>
+        </w:rPr>
+        <w:t>落花滿地的</w:t>
+      </w:r>
+      <w:proofErr w:type="gramEnd"/>
+      <w:r>
+        <w:rPr>
+          <w:szCs w:val="28"/>
+        </w:rPr>
+        <w:t>暮春時節，我再次獨自登樓。縱使把</w:t>
+      </w:r>
+      <w:proofErr w:type="gramStart"/>
+      <w:r>
+        <w:rPr>
+          <w:szCs w:val="28"/>
+        </w:rPr>
+        <w:t>整條春江</w:t>
+      </w:r>
+      <w:proofErr w:type="gramEnd"/>
+      <w:r>
+        <w:rPr>
+          <w:szCs w:val="28"/>
+        </w:rPr>
+        <w:t>的水都化作相思的眼淚，也依然流不盡心頭這許多沉重的哀愁。</w:t>
       </w:r>
     </w:p>
     <w:p>
       <w:pPr>
-        <w:spacing w:beforeLines="50" w:before="120" w:after="0" w:line="300" w:lineRule="auto"/>
+        <w:spacing w:beforeLines="50" w:before="120" w:after="0" w:line="440" w:lineRule="exact"/>
         <w:ind w:left="0" w:right="0" w:firstLine="0"/>
         <w:rPr>
           <w:sz w:val="32"/>
@@ -244,68 +443,38 @@
           <w:ilvl w:val="0"/>
           <w:numId w:val="2"/>
         </w:numPr>
-        <w:spacing w:after="0" w:line="480" w:lineRule="exact"/>
-        <w:ind w:leftChars="0" w:right="0"/>
-        <w:rPr>
-          <w:color w:val="0F0F0F"/>
-          <w:szCs w:val="28"/>
-        </w:rPr>
-      </w:pPr>
-      <w:r>
-        <w:rPr>
-          <w:rFonts w:hint="eastAsia"/>
-          <w:color w:val="0F0F0F"/>
-          <w:szCs w:val="28"/>
-        </w:rPr>
-        <w:t>江城子：詞牌名，又名</w:t>
-      </w:r>
-      <w:r>
-        <w:rPr>
-          <w:rFonts w:hint="eastAsia"/>
-          <w:color w:val="0F0F0F"/>
-          <w:szCs w:val="28"/>
-        </w:rPr>
-        <w:t>「</w:t>
-      </w:r>
-      <w:r>
-        <w:rPr>
-          <w:rFonts w:hint="eastAsia"/>
-          <w:color w:val="0F0F0F"/>
-          <w:szCs w:val="28"/>
-        </w:rPr>
-        <w:t>江神子</w:t>
-      </w:r>
-      <w:r>
-        <w:rPr>
-          <w:rFonts w:hint="eastAsia"/>
-          <w:color w:val="0F0F0F"/>
-          <w:szCs w:val="28"/>
-        </w:rPr>
-        <w:t>」、「</w:t>
-      </w:r>
-      <w:r>
-        <w:rPr>
-          <w:rFonts w:hint="eastAsia"/>
-          <w:color w:val="0F0F0F"/>
-          <w:szCs w:val="28"/>
-        </w:rPr>
-        <w:t>村意遠</w:t>
-      </w:r>
-      <w:r>
-        <w:rPr>
-          <w:rFonts w:hint="eastAsia"/>
-          <w:color w:val="0F0F0F"/>
-          <w:szCs w:val="28"/>
-        </w:rPr>
-        <w:t>」</w:t>
-      </w:r>
-      <w:r>
-        <w:rPr>
-          <w:rFonts w:hint="eastAsia"/>
-          <w:color w:val="0F0F0F"/>
-          <w:szCs w:val="28"/>
-        </w:rPr>
-        <w:t>。</w:t>
+        <w:spacing w:after="0" w:line="440" w:lineRule="exact"/>
+        <w:ind w:leftChars="0" w:left="284" w:right="0" w:hanging="301"/>
+        <w:rPr>
+          <w:color w:val="0F0F0F"/>
+          <w:szCs w:val="28"/>
+        </w:rPr>
+      </w:pPr>
+      <w:proofErr w:type="gramStart"/>
+      <w:r>
+        <w:rPr>
+          <w:rFonts w:hint="eastAsia"/>
+          <w:color w:val="0F0F0F"/>
+          <w:szCs w:val="28"/>
+        </w:rPr>
+        <w:t>江城子</w:t>
+      </w:r>
+      <w:proofErr w:type="gramEnd"/>
+      <w:r>
+        <w:rPr>
+          <w:rFonts w:hint="eastAsia"/>
+          <w:color w:val="0F0F0F"/>
+          <w:szCs w:val="28"/>
+        </w:rPr>
+        <w:t>：詞牌名。</w:t>
+      </w:r>
+      <w:r>
+        <w:rPr>
+          <w:rFonts w:hint="eastAsia"/>
+          <w:color w:val="0F0F0F"/>
+          <w:szCs w:val="28"/>
+        </w:rPr>
+        <w:t>此曲調多用於抒發離別與相思之情。</w:t>
       </w:r>
     </w:p>
     <w:p>
@@ -315,20 +484,46 @@
           <w:ilvl w:val="0"/>
           <w:numId w:val="2"/>
         </w:numPr>
-        <w:spacing w:after="0" w:line="480" w:lineRule="exact"/>
-        <w:ind w:leftChars="0" w:right="0"/>
-        <w:rPr>
-          <w:color w:val="0F0F0F"/>
-          <w:szCs w:val="28"/>
-        </w:rPr>
-      </w:pPr>
-      <w:r>
-        <w:rPr>
-          <w:rFonts w:hint="eastAsia"/>
-          <w:color w:val="0F0F0F"/>
-          <w:szCs w:val="28"/>
-        </w:rPr>
-        <w:t>弄春：謂在春日弄姿。</w:t>
+        <w:spacing w:after="0" w:line="440" w:lineRule="exact"/>
+        <w:ind w:leftChars="0" w:left="284" w:right="0" w:hanging="301"/>
+        <w:rPr>
+          <w:color w:val="0F0F0F"/>
+          <w:szCs w:val="28"/>
+        </w:rPr>
+      </w:pPr>
+      <w:proofErr w:type="gramStart"/>
+      <w:r>
+        <w:rPr>
+          <w:rFonts w:hint="eastAsia"/>
+          <w:color w:val="0F0F0F"/>
+          <w:szCs w:val="28"/>
+        </w:rPr>
+        <w:t>弄春</w:t>
+      </w:r>
+      <w:proofErr w:type="gramEnd"/>
+      <w:r>
+        <w:rPr>
+          <w:rFonts w:hint="eastAsia"/>
+          <w:color w:val="0F0F0F"/>
+          <w:szCs w:val="28"/>
+        </w:rPr>
+        <w:t>：</w:t>
+      </w:r>
+      <w:r>
+        <w:rPr>
+          <w:rFonts w:hint="eastAsia"/>
+          <w:color w:val="0F0F0F"/>
+          <w:szCs w:val="28"/>
+        </w:rPr>
+        <w:t>形容春風吹拂、花草樹木在春光中隨風擺動、展現生機與姿態的模樣</w:t>
+      </w:r>
+      <w:r>
+        <w:rPr>
+          <w:rFonts w:hint="eastAsia"/>
+          <w:color w:val="0F0F0F"/>
+          <w:szCs w:val="28"/>
+        </w:rPr>
+        <w:t>。</w:t>
       </w:r>
     </w:p>
     <w:p>
@@ -338,20 +533,38 @@
           <w:ilvl w:val="0"/>
           <w:numId w:val="2"/>
         </w:numPr>
-        <w:spacing w:after="0" w:line="480" w:lineRule="exact"/>
-        <w:ind w:leftChars="0" w:right="0"/>
-        <w:rPr>
-          <w:color w:val="0F0F0F"/>
-          <w:szCs w:val="28"/>
-        </w:rPr>
-      </w:pPr>
-      <w:r>
-        <w:rPr>
-          <w:rFonts w:hint="eastAsia"/>
-          <w:color w:val="0F0F0F"/>
-          <w:szCs w:val="28"/>
-        </w:rPr>
-        <w:t>離憂：離別的憂思；離人的憂傷。</w:t>
+        <w:spacing w:after="0" w:line="440" w:lineRule="exact"/>
+        <w:ind w:leftChars="0" w:left="284" w:right="0" w:hanging="301"/>
+        <w:rPr>
+          <w:color w:val="0F0F0F"/>
+          <w:szCs w:val="28"/>
+        </w:rPr>
+      </w:pPr>
+      <w:proofErr w:type="gramStart"/>
+      <w:r>
+        <w:rPr>
+          <w:rFonts w:hint="eastAsia"/>
+          <w:color w:val="0F0F0F"/>
+          <w:szCs w:val="28"/>
+        </w:rPr>
+        <w:t>離憂</w:t>
+      </w:r>
+      <w:proofErr w:type="gramEnd"/>
+      <w:r>
+        <w:rPr>
+          <w:rFonts w:hint="eastAsia"/>
+          <w:color w:val="0F0F0F"/>
+          <w:szCs w:val="28"/>
+        </w:rPr>
+        <w:t>：</w:t>
+      </w:r>
+      <w:r>
+        <w:rPr>
+          <w:rFonts w:hint="eastAsia"/>
+          <w:color w:val="0F0F0F"/>
+          <w:szCs w:val="28"/>
+        </w:rPr>
+        <w:t>因離別而產生的憂傷與愁悶。</w:t>
       </w:r>
     </w:p>
     <w:p>
@@ -361,20 +574,28 @@
           <w:ilvl w:val="0"/>
           <w:numId w:val="2"/>
         </w:numPr>
-        <w:spacing w:after="0" w:line="480" w:lineRule="exact"/>
-        <w:ind w:leftChars="0" w:right="0"/>
-        <w:rPr>
-          <w:color w:val="0F0F0F"/>
-          <w:szCs w:val="28"/>
-        </w:rPr>
-      </w:pPr>
-      <w:r>
-        <w:rPr>
-          <w:rFonts w:hint="eastAsia"/>
-          <w:color w:val="0F0F0F"/>
-          <w:szCs w:val="28"/>
-        </w:rPr>
-        <w:t>多情：指鍾情的人。</w:t>
+        <w:spacing w:after="0" w:line="440" w:lineRule="exact"/>
+        <w:ind w:leftChars="0" w:left="284" w:right="0" w:hanging="301"/>
+        <w:rPr>
+          <w:color w:val="0F0F0F"/>
+          <w:szCs w:val="28"/>
+        </w:rPr>
+      </w:pPr>
+      <w:r>
+        <w:rPr>
+          <w:rFonts w:hint="eastAsia"/>
+          <w:color w:val="0F0F0F"/>
+          <w:szCs w:val="28"/>
+        </w:rPr>
+        <w:t>多情：</w:t>
+      </w:r>
+      <w:r>
+        <w:rPr>
+          <w:rFonts w:hint="eastAsia"/>
+          <w:color w:val="0F0F0F"/>
+          <w:szCs w:val="28"/>
+        </w:rPr>
+        <w:t>此處指感情豐富、重情義（詞中形容當年雙方深情款款、難捨難分）。</w:t>
       </w:r>
     </w:p>
     <w:p>
@@ -384,20 +605,38 @@
           <w:ilvl w:val="0"/>
           <w:numId w:val="2"/>
         </w:numPr>
-        <w:spacing w:after="0" w:line="480" w:lineRule="exact"/>
-        <w:ind w:leftChars="0" w:right="0"/>
-        <w:rPr>
-          <w:color w:val="0F0F0F"/>
-          <w:szCs w:val="28"/>
-        </w:rPr>
-      </w:pPr>
-      <w:r>
-        <w:rPr>
-          <w:rFonts w:hint="eastAsia"/>
-          <w:color w:val="0F0F0F"/>
-          <w:szCs w:val="28"/>
-        </w:rPr>
-        <w:t>歸舟：返航的船。</w:t>
+        <w:spacing w:after="0" w:line="440" w:lineRule="exact"/>
+        <w:ind w:leftChars="0" w:left="284" w:right="0" w:hanging="301"/>
+        <w:rPr>
+          <w:color w:val="0F0F0F"/>
+          <w:szCs w:val="28"/>
+        </w:rPr>
+      </w:pPr>
+      <w:proofErr w:type="gramStart"/>
+      <w:r>
+        <w:rPr>
+          <w:rFonts w:hint="eastAsia"/>
+          <w:color w:val="0F0F0F"/>
+          <w:szCs w:val="28"/>
+        </w:rPr>
+        <w:t>歸舟</w:t>
+      </w:r>
+      <w:proofErr w:type="gramEnd"/>
+      <w:r>
+        <w:rPr>
+          <w:rFonts w:hint="eastAsia"/>
+          <w:color w:val="0F0F0F"/>
+          <w:szCs w:val="28"/>
+        </w:rPr>
+        <w:t>：</w:t>
+      </w:r>
+      <w:r>
+        <w:rPr>
+          <w:rFonts w:hint="eastAsia"/>
+          <w:color w:val="0F0F0F"/>
+          <w:szCs w:val="28"/>
+        </w:rPr>
+        <w:t>返回的小船（詞中指承載著歸人或代表重逢相聚的船隻）。</w:t>
       </w:r>
     </w:p>
     <w:p>
@@ -407,13 +646,14 @@
           <w:ilvl w:val="0"/>
           <w:numId w:val="2"/>
         </w:numPr>
-        <w:spacing w:after="0" w:line="480" w:lineRule="exact"/>
-        <w:ind w:leftChars="0" w:right="0"/>
-        <w:rPr>
-          <w:color w:val="0F0F0F"/>
-          <w:szCs w:val="28"/>
-        </w:rPr>
-      </w:pPr>
+        <w:spacing w:after="0" w:line="440" w:lineRule="exact"/>
+        <w:ind w:leftChars="0" w:left="284" w:right="0" w:hanging="301"/>
+        <w:rPr>
+          <w:color w:val="0F0F0F"/>
+          <w:szCs w:val="28"/>
+        </w:rPr>
+      </w:pPr>
+      <w:proofErr w:type="gramStart"/>
       <w:r>
         <w:rPr>
           <w:rFonts w:hint="eastAsia"/>
@@ -422,6 +662,7 @@
         </w:rPr>
         <w:t>韶</w:t>
       </w:r>
+      <w:proofErr w:type="gramEnd"/>
       <w:r>
         <w:rPr>
           <w:rFonts w:hint="eastAsia"/>
@@ -430,6 +671,7 @@
         </w:rPr>
         <w:t>(</w:t>
       </w:r>
+      <w:proofErr w:type="gramStart"/>
       <w:r>
         <w:rPr>
           <w:rFonts w:hint="eastAsia"/>
@@ -437,17 +679,9 @@
           <w:sz w:val="16"/>
           <w:szCs w:val="16"/>
         </w:rPr>
-        <w:t>ㄕㄠ</w:t>
-      </w:r>
-      <w:r>
-        <w:rPr>
-          <w:rFonts w:hint="eastAsia"/>
-          <w:color w:val="FF0000"/>
-          <w:sz w:val="16"/>
-          <w:szCs w:val="16"/>
-        </w:rPr>
-        <w:t>ˊ</w:t>
-      </w:r>
+        <w:t>ㄕㄠˊ</w:t>
+      </w:r>
+      <w:proofErr w:type="gramEnd"/>
       <w:r>
         <w:rPr>
           <w:rFonts w:hint="eastAsia"/>
@@ -462,7 +696,61 @@
           <w:color w:val="0F0F0F"/>
           <w:szCs w:val="28"/>
         </w:rPr>
-        <w:t>華：美好的時光。常指春光。</w:t>
+        <w:t>華：</w:t>
+      </w:r>
+      <w:r>
+        <w:rPr>
+          <w:rFonts w:hint="eastAsia"/>
+          <w:color w:val="0F0F0F"/>
+          <w:szCs w:val="28"/>
+        </w:rPr>
+        <w:t>美好的青春年華。因</w:t>
+      </w:r>
+      <w:hyperlink r:id="rId8" w:history="1">
+        <w:proofErr w:type="gramStart"/>
+        <w:r>
+          <w:rPr>
+            <w:rStyle w:val="a7"/>
+            <w:rFonts w:hint="eastAsia"/>
+            <w:szCs w:val="28"/>
+          </w:rPr>
+          <w:t>韶</w:t>
+        </w:r>
+        <w:proofErr w:type="gramEnd"/>
+        <w:r>
+          <w:rPr>
+            <w:rStyle w:val="a7"/>
+            <w:rFonts w:hint="eastAsia"/>
+            <w:szCs w:val="28"/>
+          </w:rPr>
+          <w:t>樂</w:t>
+        </w:r>
+      </w:hyperlink>
+      <w:r>
+        <w:rPr>
+          <w:rFonts w:hint="eastAsia"/>
+          <w:color w:val="0F0F0F"/>
+          <w:szCs w:val="28"/>
+        </w:rPr>
+        <w:t>動聽、轉瞬即逝，比喻</w:t>
+      </w:r>
+      <w:proofErr w:type="gramStart"/>
+      <w:r>
+        <w:rPr>
+          <w:rFonts w:hint="eastAsia"/>
+          <w:color w:val="0F0F0F"/>
+          <w:szCs w:val="28"/>
+        </w:rPr>
+        <w:t>青春易老</w:t>
+      </w:r>
+      <w:proofErr w:type="gramEnd"/>
+      <w:r>
+        <w:rPr>
+          <w:rFonts w:hint="eastAsia"/>
+          <w:color w:val="0F0F0F"/>
+          <w:szCs w:val="28"/>
+        </w:rPr>
+        <w:t>、時光短暫。</w:t>
       </w:r>
     </w:p>
     <w:p>
@@ -472,20 +760,64 @@
           <w:ilvl w:val="0"/>
           <w:numId w:val="2"/>
         </w:numPr>
-        <w:spacing w:after="0" w:line="480" w:lineRule="exact"/>
-        <w:ind w:leftChars="0" w:right="0"/>
-        <w:rPr>
-          <w:color w:val="0F0F0F"/>
-          <w:szCs w:val="28"/>
-        </w:rPr>
-      </w:pPr>
-      <w:r>
-        <w:rPr>
-          <w:rFonts w:hint="eastAsia"/>
-          <w:color w:val="0F0F0F"/>
-          <w:szCs w:val="28"/>
-        </w:rPr>
-        <w:t>飛絮：飄飛的柳絮。</w:t>
+        <w:spacing w:after="0" w:line="440" w:lineRule="exact"/>
+        <w:ind w:leftChars="0" w:left="284" w:right="0" w:hanging="301"/>
+        <w:rPr>
+          <w:color w:val="0F0F0F"/>
+          <w:szCs w:val="28"/>
+        </w:rPr>
+      </w:pPr>
+      <w:r>
+        <w:rPr>
+          <w:rFonts w:hint="eastAsia"/>
+          <w:color w:val="0F0F0F"/>
+          <w:szCs w:val="28"/>
+        </w:rPr>
+        <w:t>飛絮：</w:t>
+      </w:r>
+      <w:r>
+        <w:rPr>
+          <w:rFonts w:hint="eastAsia"/>
+          <w:color w:val="0F0F0F"/>
+          <w:szCs w:val="28"/>
+        </w:rPr>
+        <w:t>飄飛的柳絮。春</w:t>
+      </w:r>
+      <w:proofErr w:type="gramStart"/>
+      <w:r>
+        <w:rPr>
+          <w:rFonts w:hint="eastAsia"/>
+          <w:color w:val="0F0F0F"/>
+          <w:szCs w:val="28"/>
+        </w:rPr>
+        <w:t>末時</w:t>
+      </w:r>
+      <w:proofErr w:type="gramEnd"/>
+      <w:r>
+        <w:rPr>
+          <w:rFonts w:hint="eastAsia"/>
+          <w:color w:val="0F0F0F"/>
+          <w:szCs w:val="28"/>
+        </w:rPr>
+        <w:t>柳樹的</w:t>
+      </w:r>
+      <w:proofErr w:type="gramStart"/>
+      <w:r>
+        <w:rPr>
+          <w:rFonts w:hint="eastAsia"/>
+          <w:color w:val="0F0F0F"/>
+          <w:szCs w:val="28"/>
+        </w:rPr>
+        <w:t>種子隨棉毛</w:t>
+      </w:r>
+      <w:proofErr w:type="gramEnd"/>
+      <w:r>
+        <w:rPr>
+          <w:rFonts w:hint="eastAsia"/>
+          <w:color w:val="0F0F0F"/>
+          <w:szCs w:val="28"/>
+        </w:rPr>
+        <w:t>四處飛散的自然現象，常在詩詞中用來象徵漂泊不定或紛亂的愁緒。</w:t>
       </w:r>
     </w:p>
     <w:p>
@@ -495,20 +827,82 @@
           <w:ilvl w:val="0"/>
           <w:numId w:val="2"/>
         </w:numPr>
-        <w:spacing w:after="0" w:line="480" w:lineRule="exact"/>
-        <w:ind w:leftChars="0" w:right="0"/>
-        <w:rPr>
-          <w:color w:val="0F0F0F"/>
-          <w:szCs w:val="28"/>
-        </w:rPr>
-      </w:pPr>
-      <w:r>
-        <w:rPr>
-          <w:rFonts w:hint="eastAsia"/>
-          <w:color w:val="0F0F0F"/>
-          <w:szCs w:val="28"/>
-        </w:rPr>
-        <w:t>春江：春天的江。</w:t>
+        <w:spacing w:after="0" w:line="440" w:lineRule="exact"/>
+        <w:ind w:leftChars="0" w:left="284" w:right="0" w:hanging="301"/>
+        <w:rPr>
+          <w:color w:val="0F0F0F"/>
+          <w:szCs w:val="28"/>
+        </w:rPr>
+      </w:pPr>
+      <w:r>
+        <w:rPr>
+          <w:rFonts w:hint="eastAsia"/>
+          <w:color w:val="0F0F0F"/>
+          <w:szCs w:val="28"/>
+        </w:rPr>
+        <w:t>春江：</w:t>
+      </w:r>
+      <w:r>
+        <w:rPr>
+          <w:rFonts w:hint="eastAsia"/>
+          <w:color w:val="0F0F0F"/>
+          <w:szCs w:val="28"/>
+        </w:rPr>
+        <w:t>春天的江水。在古典文學中，</w:t>
+      </w:r>
+      <w:proofErr w:type="gramStart"/>
+      <w:r>
+        <w:rPr>
+          <w:rFonts w:hint="eastAsia"/>
+          <w:color w:val="0F0F0F"/>
+          <w:szCs w:val="28"/>
+        </w:rPr>
+        <w:t>春江常與</w:t>
+      </w:r>
+      <w:proofErr w:type="gramEnd"/>
+      <w:r>
+        <w:rPr>
+          <w:rFonts w:hint="eastAsia"/>
+          <w:color w:val="0F0F0F"/>
+          <w:szCs w:val="28"/>
+        </w:rPr>
+        <w:t>滿懷的鄉愁或</w:t>
+      </w:r>
+      <w:proofErr w:type="gramStart"/>
+      <w:r>
+        <w:rPr>
+          <w:rFonts w:hint="eastAsia"/>
+          <w:color w:val="0F0F0F"/>
+          <w:szCs w:val="28"/>
+        </w:rPr>
+        <w:t>離情相結合</w:t>
+      </w:r>
+      <w:proofErr w:type="gramEnd"/>
+      <w:r>
+        <w:rPr>
+          <w:rFonts w:hint="eastAsia"/>
+          <w:color w:val="0F0F0F"/>
+          <w:szCs w:val="28"/>
+        </w:rPr>
+        <w:t>，常被視為綿延不斷、思念</w:t>
+      </w:r>
+      <w:proofErr w:type="gramStart"/>
+      <w:r>
+        <w:rPr>
+          <w:rFonts w:hint="eastAsia"/>
+          <w:color w:val="0F0F0F"/>
+          <w:szCs w:val="28"/>
+        </w:rPr>
+        <w:t>無絕期的</w:t>
+      </w:r>
+      <w:proofErr w:type="gramEnd"/>
+      <w:r>
+        <w:rPr>
+          <w:rFonts w:hint="eastAsia"/>
+          <w:color w:val="0F0F0F"/>
+          <w:szCs w:val="28"/>
+        </w:rPr>
+        <w:t>象徵。</w:t>
       </w:r>
     </w:p>
     <w:p>
@@ -533,8 +927,10 @@
       <w:pPr>
         <w:spacing w:after="0" w:line="440" w:lineRule="exact"/>
         <w:ind w:left="-6" w:right="0" w:hanging="11"/>
-        <w:rPr>
-          <w:bCs/>
+        <w:jc w:val="both"/>
+        <w:rPr>
+          <w:bCs/>
+          <w:spacing w:val="-6"/>
           <w:szCs w:val="28"/>
         </w:rPr>
       </w:pPr>
@@ -551,993 +947,842 @@
           <w:rFonts w:hint="eastAsia"/>
           <w:bCs/>
           <w:szCs w:val="28"/>
-        </w:rPr>
-        <w:t>這首愁情詞由春愁離愁寫起，再寫失戀之愁和</w:t>
-      </w:r>
-      <w:r>
-        <w:rPr>
-          <w:rFonts w:hint="eastAsia"/>
-          <w:b/>
-          <w:szCs w:val="28"/>
-        </w:rPr>
-        <w:t>嘆老嗟卑</w:t>
-      </w:r>
-      <w:r>
-        <w:rPr>
-          <w:rFonts w:hint="eastAsia"/>
-          <w:bCs/>
-          <w:szCs w:val="28"/>
-        </w:rPr>
-        <w:t>之愁，省略或者說是</w:t>
-      </w:r>
-      <w:r>
-        <w:rPr>
-          <w:rFonts w:hint="eastAsia"/>
-          <w:b/>
-          <w:szCs w:val="28"/>
-        </w:rPr>
-        <w:t>虛化</w:t>
-      </w:r>
-      <w:r>
-        <w:rPr>
-          <w:rFonts w:hint="eastAsia"/>
-          <w:bCs/>
-          <w:szCs w:val="28"/>
-        </w:rPr>
-        <w:t>了具體時空背景，仿佛將詞人一生所經歷之愁都凝聚濃縮在一首詞中了，很富表現力和藝術感染力。</w:t>
-      </w:r>
-    </w:p>
-    <w:p>
-      <w:pPr>
-        <w:spacing w:after="0" w:line="440" w:lineRule="exact"/>
-        <w:ind w:left="-6" w:right="0" w:hanging="11"/>
-        <w:rPr>
-          <w:bCs/>
-          <w:szCs w:val="28"/>
-        </w:rPr>
-      </w:pPr>
-      <w:r>
-        <w:rPr>
-          <w:rFonts w:hint="eastAsia"/>
-          <w:bCs/>
-          <w:szCs w:val="28"/>
-        </w:rPr>
-        <w:t xml:space="preserve">　　</w:t>
-      </w:r>
-      <w:r>
-        <w:rPr>
-          <w:rFonts w:hint="eastAsia"/>
-          <w:bCs/>
-          <w:szCs w:val="28"/>
-        </w:rPr>
-        <w:t>上片前三句寫初春的離別，並未出現告別的對象而悲淚</w:t>
-      </w:r>
-      <w:r>
-        <w:rPr>
-          <w:rFonts w:hint="eastAsia"/>
-          <w:b/>
-          <w:szCs w:val="28"/>
-        </w:rPr>
-        <w:t>滂沱</w:t>
-      </w:r>
-      <w:r>
-        <w:rPr>
-          <w:rFonts w:hint="eastAsia"/>
-          <w:bCs/>
-          <w:szCs w:val="28"/>
-        </w:rPr>
-        <w:t>，已寓無限隱情。</w:t>
-      </w:r>
-      <w:r>
-        <w:rPr>
-          <w:rFonts w:hint="eastAsia"/>
-          <w:bCs/>
-          <w:szCs w:val="28"/>
-        </w:rPr>
-        <w:t>「</w:t>
-      </w:r>
-      <w:r>
-        <w:rPr>
-          <w:rFonts w:hint="eastAsia"/>
-          <w:bCs/>
-          <w:szCs w:val="28"/>
-        </w:rPr>
-        <w:t>猶記</w:t>
-      </w:r>
-      <w:r>
-        <w:rPr>
-          <w:rFonts w:hint="eastAsia"/>
-          <w:bCs/>
-          <w:szCs w:val="28"/>
-        </w:rPr>
-        <w:t>」</w:t>
-      </w:r>
-      <w:r>
-        <w:rPr>
-          <w:rFonts w:hint="eastAsia"/>
-          <w:bCs/>
-          <w:szCs w:val="28"/>
-        </w:rPr>
-        <w:t>兩句轉為憶舊，</w:t>
-      </w:r>
-      <w:r>
-        <w:rPr>
-          <w:rFonts w:hint="eastAsia"/>
-          <w:bCs/>
-          <w:szCs w:val="28"/>
-        </w:rPr>
-        <w:t>「</w:t>
-      </w:r>
-      <w:r>
-        <w:rPr>
-          <w:rFonts w:hint="eastAsia"/>
-          <w:bCs/>
-          <w:szCs w:val="28"/>
-        </w:rPr>
-        <w:t>多情</w:t>
-      </w:r>
-      <w:r>
-        <w:rPr>
-          <w:rFonts w:hint="eastAsia"/>
-          <w:bCs/>
-          <w:szCs w:val="28"/>
-        </w:rPr>
-        <w:t>」</w:t>
-      </w:r>
-      <w:r>
-        <w:rPr>
-          <w:rFonts w:hint="eastAsia"/>
-          <w:bCs/>
-          <w:szCs w:val="28"/>
-        </w:rPr>
-        <w:t>指戀人，</w:t>
-      </w:r>
-      <w:r>
-        <w:rPr>
-          <w:rFonts w:hint="eastAsia"/>
-          <w:bCs/>
-          <w:szCs w:val="28"/>
-        </w:rPr>
-        <w:t>「</w:t>
-      </w:r>
-      <w:r>
-        <w:rPr>
-          <w:rFonts w:hint="eastAsia"/>
-          <w:bCs/>
-          <w:szCs w:val="28"/>
-        </w:rPr>
-        <w:t>系歸舟</w:t>
-      </w:r>
-      <w:r>
-        <w:rPr>
-          <w:rFonts w:hint="eastAsia"/>
-          <w:bCs/>
-          <w:szCs w:val="28"/>
-        </w:rPr>
-        <w:t>」</w:t>
-      </w:r>
-      <w:r>
-        <w:rPr>
-          <w:rFonts w:hint="eastAsia"/>
-          <w:bCs/>
-          <w:szCs w:val="28"/>
-        </w:rPr>
-        <w:t>指飄泊重逢的激動。</w:t>
-      </w:r>
-      <w:r>
-        <w:rPr>
-          <w:rFonts w:hint="eastAsia"/>
-          <w:bCs/>
-          <w:szCs w:val="28"/>
-        </w:rPr>
-        <w:t>「</w:t>
-      </w:r>
-      <w:r>
-        <w:rPr>
-          <w:rFonts w:hint="eastAsia"/>
-          <w:bCs/>
-          <w:szCs w:val="28"/>
-        </w:rPr>
-        <w:t>碧野朱橋</w:t>
-      </w:r>
-      <w:r>
-        <w:rPr>
-          <w:rFonts w:hint="eastAsia"/>
-          <w:bCs/>
-          <w:szCs w:val="28"/>
-        </w:rPr>
-        <w:t>」</w:t>
-      </w:r>
-      <w:r>
-        <w:rPr>
-          <w:rFonts w:hint="eastAsia"/>
-          <w:bCs/>
-          <w:szCs w:val="28"/>
-        </w:rPr>
-        <w:t>是當日</w:t>
-      </w:r>
-      <w:bookmarkStart w:id="0" w:name="_Hlk140840822"/>
-      <w:r>
-        <w:rPr>
-          <w:rFonts w:hint="eastAsia"/>
-          <w:bCs/>
-          <w:szCs w:val="28"/>
-        </w:rPr>
-        <w:t>繫</w:t>
-      </w:r>
-      <w:bookmarkEnd w:id="0"/>
-      <w:r>
-        <w:rPr>
-          <w:rFonts w:hint="eastAsia"/>
-          <w:bCs/>
-          <w:szCs w:val="28"/>
-        </w:rPr>
-        <w:t>(</w:t>
-      </w:r>
-      <w:r>
-        <w:rPr>
-          <w:rFonts w:hint="eastAsia"/>
-          <w:bCs/>
-          <w:color w:val="FF0000"/>
-          <w:sz w:val="16"/>
-          <w:szCs w:val="16"/>
-        </w:rPr>
-        <w:t>ㄒㄧ</w:t>
-      </w:r>
-      <w:r>
-        <w:rPr>
-          <w:rFonts w:hint="eastAsia"/>
-          <w:bCs/>
-          <w:color w:val="FF0000"/>
-          <w:sz w:val="16"/>
-          <w:szCs w:val="16"/>
-        </w:rPr>
-        <w:t>ˋ</w:t>
-      </w:r>
-      <w:r>
-        <w:rPr>
-          <w:rFonts w:hint="eastAsia"/>
-          <w:bCs/>
-          <w:szCs w:val="28"/>
-        </w:rPr>
-        <w:t>)</w:t>
-      </w:r>
-      <w:r>
-        <w:rPr>
-          <w:rFonts w:hint="eastAsia"/>
-          <w:bCs/>
-          <w:szCs w:val="28"/>
-        </w:rPr>
-        <w:t>舟處所，又是今日處境。</w:t>
-      </w:r>
-      <w:r>
-        <w:rPr>
-          <w:rFonts w:hint="eastAsia"/>
-          <w:bCs/>
-          <w:szCs w:val="28"/>
-        </w:rPr>
-        <w:t>「</w:t>
-      </w:r>
-      <w:r>
-        <w:rPr>
-          <w:rFonts w:hint="eastAsia"/>
-          <w:bCs/>
-          <w:szCs w:val="28"/>
-        </w:rPr>
-        <w:t>當日事</w:t>
-      </w:r>
-      <w:r>
-        <w:rPr>
-          <w:rFonts w:hint="eastAsia"/>
-          <w:bCs/>
-          <w:szCs w:val="28"/>
-        </w:rPr>
-        <w:t>」</w:t>
-      </w:r>
-      <w:r>
-        <w:rPr>
-          <w:rFonts w:hint="eastAsia"/>
-          <w:bCs/>
-          <w:szCs w:val="28"/>
-        </w:rPr>
-        <w:t>唯存記憶，而眼前是</w:t>
-      </w:r>
-      <w:r>
-        <w:rPr>
-          <w:rFonts w:hint="eastAsia"/>
-          <w:bCs/>
-          <w:szCs w:val="28"/>
-        </w:rPr>
-        <w:t>「</w:t>
-      </w:r>
-      <w:r>
-        <w:rPr>
-          <w:rFonts w:hint="eastAsia"/>
-          <w:bCs/>
-          <w:szCs w:val="28"/>
-        </w:rPr>
-        <w:t>人不見，水空流</w:t>
-      </w:r>
-      <w:r>
-        <w:rPr>
-          <w:rFonts w:hint="eastAsia"/>
-          <w:bCs/>
-          <w:szCs w:val="28"/>
-        </w:rPr>
-        <w:t>」</w:t>
-      </w:r>
-      <w:r>
-        <w:rPr>
-          <w:rFonts w:hint="eastAsia"/>
-          <w:bCs/>
-          <w:szCs w:val="28"/>
-        </w:rPr>
-        <w:t>。即謂再度離別，再度</w:t>
-      </w:r>
-      <w:r>
-        <w:rPr>
-          <w:rFonts w:hint="eastAsia"/>
-          <w:bCs/>
-          <w:szCs w:val="28"/>
-        </w:rPr>
-        <w:t>「</w:t>
-      </w:r>
-      <w:r>
-        <w:rPr>
-          <w:rFonts w:hint="eastAsia"/>
-          <w:bCs/>
-          <w:szCs w:val="28"/>
-        </w:rPr>
-        <w:t>歸來</w:t>
-      </w:r>
-      <w:r>
-        <w:rPr>
-          <w:rFonts w:hint="eastAsia"/>
-          <w:bCs/>
-          <w:szCs w:val="28"/>
-        </w:rPr>
-        <w:t>」</w:t>
-      </w:r>
-      <w:r>
-        <w:rPr>
-          <w:rFonts w:hint="eastAsia"/>
-          <w:bCs/>
-          <w:szCs w:val="28"/>
-        </w:rPr>
-        <w:t>時，已無人</w:t>
-      </w:r>
-      <w:r>
-        <w:rPr>
-          <w:rFonts w:hint="eastAsia"/>
-          <w:bCs/>
-          <w:szCs w:val="28"/>
-        </w:rPr>
-        <w:t>「</w:t>
-      </w:r>
-      <w:r>
-        <w:rPr>
-          <w:rFonts w:hint="eastAsia"/>
-          <w:bCs/>
-          <w:szCs w:val="28"/>
-        </w:rPr>
-        <w:t>繫舟</w:t>
-      </w:r>
-      <w:r>
-        <w:rPr>
-          <w:rFonts w:hint="eastAsia"/>
-          <w:bCs/>
-          <w:szCs w:val="28"/>
-        </w:rPr>
-        <w:t>」</w:t>
-      </w:r>
-      <w:r>
-        <w:rPr>
-          <w:rFonts w:hint="eastAsia"/>
-          <w:bCs/>
-          <w:szCs w:val="28"/>
-        </w:rPr>
-        <w:t>，只見水流了！幾個波折，訴盡赴約而不遇的絕望哀情。</w:t>
-      </w:r>
-    </w:p>
-    <w:p>
-      <w:pPr>
-        <w:spacing w:after="0" w:line="440" w:lineRule="exact"/>
-        <w:ind w:left="-6" w:right="0" w:hanging="11"/>
-        <w:rPr>
-          <w:bCs/>
-          <w:szCs w:val="28"/>
-        </w:rPr>
-      </w:pPr>
-      <w:r>
-        <w:rPr>
-          <w:rFonts w:hint="eastAsia"/>
-          <w:bCs/>
-          <w:szCs w:val="28"/>
-        </w:rPr>
-        <w:lastRenderedPageBreak/>
-        <w:t xml:space="preserve">　　</w:t>
-      </w:r>
-      <w:r>
-        <w:rPr>
-          <w:rFonts w:hint="eastAsia"/>
-          <w:b/>
-          <w:szCs w:val="28"/>
-        </w:rPr>
-        <w:t>換頭</w:t>
-      </w:r>
-      <w:r>
-        <w:rPr>
-          <w:rFonts w:hint="eastAsia"/>
-          <w:bCs/>
-          <w:szCs w:val="28"/>
-        </w:rPr>
-        <w:t>「</w:t>
-      </w:r>
-      <w:r>
-        <w:rPr>
-          <w:rFonts w:hint="eastAsia"/>
-          <w:bCs/>
-          <w:szCs w:val="28"/>
-        </w:rPr>
-        <w:t>韶華</w:t>
-      </w:r>
-      <w:r>
-        <w:rPr>
-          <w:rFonts w:hint="eastAsia"/>
-          <w:bCs/>
-          <w:szCs w:val="28"/>
-        </w:rPr>
-        <w:t>」</w:t>
-      </w:r>
-      <w:r>
-        <w:rPr>
-          <w:rFonts w:hint="eastAsia"/>
-          <w:bCs/>
-          <w:szCs w:val="28"/>
-        </w:rPr>
-        <w:t>句為議論，道破人生真理，此理雖為常理常情，但由詞人</w:t>
-      </w:r>
-      <w:r>
-        <w:rPr>
-          <w:rFonts w:hint="eastAsia"/>
-          <w:b/>
-          <w:szCs w:val="28"/>
-        </w:rPr>
-        <w:t>體味</w:t>
-      </w:r>
-      <w:r>
-        <w:rPr>
-          <w:rFonts w:hint="eastAsia"/>
-          <w:bCs/>
-          <w:szCs w:val="28"/>
-        </w:rPr>
-        <w:t>人生後道出則有極哀切的</w:t>
-      </w:r>
-      <w:r>
-        <w:rPr>
-          <w:rFonts w:hint="eastAsia"/>
-          <w:b/>
-          <w:szCs w:val="28"/>
-        </w:rPr>
-        <w:t>意蘊</w:t>
-      </w:r>
-      <w:r>
-        <w:rPr>
-          <w:rFonts w:hint="eastAsia"/>
-          <w:bCs/>
-          <w:szCs w:val="28"/>
-        </w:rPr>
-        <w:t>。這青春不再，年華易衰，才是</w:t>
-      </w:r>
-      <w:r>
-        <w:rPr>
-          <w:rFonts w:hint="eastAsia"/>
-          <w:bCs/>
-          <w:szCs w:val="28"/>
-        </w:rPr>
-        <w:t>「</w:t>
-      </w:r>
-      <w:r>
-        <w:rPr>
-          <w:rFonts w:hint="eastAsia"/>
-          <w:bCs/>
-          <w:szCs w:val="28"/>
-        </w:rPr>
-        <w:t>恨悠悠</w:t>
-      </w:r>
-      <w:r>
-        <w:rPr>
-          <w:rFonts w:hint="eastAsia"/>
-          <w:bCs/>
-          <w:szCs w:val="28"/>
-        </w:rPr>
-        <w:t>」</w:t>
-      </w:r>
-      <w:r>
-        <w:rPr>
-          <w:rFonts w:hint="eastAsia"/>
-          <w:bCs/>
-          <w:szCs w:val="28"/>
-        </w:rPr>
-        <w:t>的終極原因，何況春天又一次完結了哩</w:t>
-      </w:r>
-      <w:r>
-        <w:rPr>
-          <w:rFonts w:hint="eastAsia"/>
-          <w:bCs/>
-          <w:szCs w:val="28"/>
-        </w:rPr>
-        <w:t>(</w:t>
-      </w:r>
-      <w:r>
-        <w:rPr>
-          <w:rFonts w:hint="eastAsia"/>
-          <w:bCs/>
-          <w:color w:val="FF0000"/>
-          <w:sz w:val="16"/>
-          <w:szCs w:val="16"/>
-        </w:rPr>
-        <w:t>ㄌㄧ</w:t>
-      </w:r>
-      <w:r>
-        <w:rPr>
-          <w:rFonts w:hint="eastAsia"/>
-          <w:bCs/>
-          <w:color w:val="FF0000"/>
-          <w:sz w:val="16"/>
-          <w:szCs w:val="16"/>
-        </w:rPr>
-        <w:t>˙</w:t>
-      </w:r>
-      <w:r>
-        <w:rPr>
-          <w:rFonts w:hint="eastAsia"/>
-          <w:bCs/>
-          <w:szCs w:val="28"/>
-        </w:rPr>
-        <w:t>)</w:t>
-      </w:r>
-      <w:r>
-        <w:rPr>
-          <w:rFonts w:hint="eastAsia"/>
-          <w:bCs/>
-          <w:szCs w:val="28"/>
-        </w:rPr>
-        <w:t>！此悠悠長恨，當然將詞人仕途不遇、理想落空的傷感</w:t>
-      </w:r>
-      <w:r>
-        <w:rPr>
-          <w:rFonts w:hint="eastAsia"/>
-          <w:b/>
-          <w:szCs w:val="28"/>
-        </w:rPr>
-        <w:t>融注</w:t>
-      </w:r>
-      <w:r>
-        <w:rPr>
-          <w:rFonts w:hint="eastAsia"/>
-          <w:bCs/>
-          <w:szCs w:val="28"/>
-        </w:rPr>
-        <w:t>其間了。最後，將愁恨之淚化作春江，極盡誇飾之能事，卻仍</w:t>
-      </w:r>
-      <w:r>
-        <w:rPr>
-          <w:rFonts w:hint="eastAsia"/>
-          <w:bCs/>
-          <w:szCs w:val="28"/>
-        </w:rPr>
-        <w:t>「</w:t>
-      </w:r>
-      <w:r>
-        <w:rPr>
-          <w:rFonts w:hint="eastAsia"/>
-          <w:bCs/>
-          <w:szCs w:val="28"/>
-        </w:rPr>
-        <w:t>流不盡，許多愁</w:t>
-      </w:r>
-      <w:r>
-        <w:rPr>
-          <w:rFonts w:hint="eastAsia"/>
-          <w:bCs/>
-          <w:szCs w:val="28"/>
-        </w:rPr>
-        <w:t>」</w:t>
-      </w:r>
-      <w:r>
-        <w:rPr>
-          <w:rFonts w:hint="eastAsia"/>
-          <w:bCs/>
-          <w:szCs w:val="28"/>
-        </w:rPr>
-        <w:t>！妙在</w:t>
-      </w:r>
-      <w:r>
-        <w:rPr>
-          <w:rFonts w:hint="eastAsia"/>
-          <w:bCs/>
-          <w:szCs w:val="28"/>
-        </w:rPr>
-        <w:t>「</w:t>
-      </w:r>
-      <w:r>
-        <w:rPr>
-          <w:rFonts w:hint="eastAsia"/>
-          <w:bCs/>
-          <w:szCs w:val="28"/>
-        </w:rPr>
-        <w:t>流不盡</w:t>
-      </w:r>
-      <w:r>
-        <w:rPr>
-          <w:rFonts w:hint="eastAsia"/>
-          <w:bCs/>
-          <w:szCs w:val="28"/>
-        </w:rPr>
-        <w:t>」</w:t>
-      </w:r>
-      <w:r>
-        <w:rPr>
-          <w:rFonts w:hint="eastAsia"/>
-          <w:bCs/>
-          <w:szCs w:val="28"/>
-        </w:rPr>
-        <w:t>！此喻，在李後主</w:t>
-      </w:r>
-      <w:r>
-        <w:rPr>
-          <w:rFonts w:hint="eastAsia"/>
-          <w:bCs/>
-          <w:szCs w:val="28"/>
-        </w:rPr>
-        <w:t>「</w:t>
-      </w:r>
-      <w:r>
-        <w:rPr>
-          <w:rFonts w:hint="eastAsia"/>
-          <w:bCs/>
-          <w:szCs w:val="28"/>
-        </w:rPr>
-        <w:t>問君能有幾多愁，恰似一江春水向東流</w:t>
-      </w:r>
-      <w:r>
-        <w:rPr>
-          <w:rFonts w:hint="eastAsia"/>
-          <w:bCs/>
-          <w:szCs w:val="28"/>
-        </w:rPr>
-        <w:t>」</w:t>
-      </w:r>
-      <w:r>
-        <w:rPr>
-          <w:rFonts w:hint="eastAsia"/>
-          <w:bCs/>
-          <w:szCs w:val="28"/>
-        </w:rPr>
-        <w:t>的比喻基礎上，又翻出一層新意，乃脫胎換骨，</w:t>
-      </w:r>
-      <w:bookmarkStart w:id="1" w:name="_Hlk140841321"/>
-      <w:r>
-        <w:rPr>
-          <w:rFonts w:hint="eastAsia"/>
-          <w:b/>
-          <w:szCs w:val="28"/>
-        </w:rPr>
-        <w:t>點鐵成金</w:t>
-      </w:r>
-      <w:bookmarkEnd w:id="1"/>
-      <w:r>
-        <w:rPr>
-          <w:rFonts w:hint="eastAsia"/>
-          <w:bCs/>
-          <w:szCs w:val="28"/>
-        </w:rPr>
-        <w:t>之法。</w:t>
-      </w:r>
-    </w:p>
-    <w:p>
-      <w:pPr>
-        <w:spacing w:after="0" w:line="440" w:lineRule="exact"/>
-        <w:ind w:left="-6" w:right="0" w:hanging="11"/>
-        <w:rPr>
-          <w:bCs/>
-          <w:spacing w:val="-6"/>
-          <w:szCs w:val="28"/>
-        </w:rPr>
-      </w:pPr>
-      <w:r>
-        <w:rPr>
-          <w:rFonts w:hint="eastAsia"/>
-          <w:bCs/>
-          <w:szCs w:val="28"/>
-        </w:rPr>
-        <w:t xml:space="preserve">　　</w:t>
-      </w:r>
-      <w:r>
-        <w:rPr>
-          <w:rFonts w:hint="eastAsia"/>
-          <w:bCs/>
-          <w:szCs w:val="28"/>
-        </w:rPr>
-        <w:t>此詞結構布局極</w:t>
-      </w:r>
-      <w:r>
-        <w:rPr>
-          <w:rFonts w:hint="eastAsia"/>
-          <w:b/>
-          <w:szCs w:val="28"/>
-        </w:rPr>
-        <w:t>縝密</w:t>
-      </w:r>
-      <w:r>
-        <w:rPr>
-          <w:rFonts w:hint="eastAsia"/>
-          <w:bCs/>
-          <w:szCs w:val="28"/>
-        </w:rPr>
-        <w:t>。下片</w:t>
-      </w:r>
-      <w:r>
-        <w:rPr>
-          <w:rFonts w:hint="eastAsia"/>
-          <w:bCs/>
-          <w:szCs w:val="28"/>
-        </w:rPr>
-        <w:t>「</w:t>
-      </w:r>
-      <w:r>
-        <w:rPr>
-          <w:rFonts w:hint="eastAsia"/>
-          <w:bCs/>
-          <w:szCs w:val="28"/>
-        </w:rPr>
-        <w:t>飛絮落花</w:t>
-      </w:r>
-      <w:r>
-        <w:rPr>
-          <w:rFonts w:hint="eastAsia"/>
-          <w:bCs/>
-          <w:szCs w:val="28"/>
-        </w:rPr>
-        <w:t>」</w:t>
-      </w:r>
-      <w:r>
-        <w:rPr>
-          <w:rFonts w:hint="eastAsia"/>
-          <w:b/>
-          <w:szCs w:val="28"/>
-        </w:rPr>
-        <w:t>印</w:t>
-      </w:r>
-      <w:r>
-        <w:rPr>
-          <w:rFonts w:hint="eastAsia"/>
-          <w:bCs/>
-          <w:szCs w:val="28"/>
-        </w:rPr>
-        <w:t>上片</w:t>
-      </w:r>
-      <w:r>
-        <w:rPr>
-          <w:rFonts w:hint="eastAsia"/>
-          <w:bCs/>
-          <w:szCs w:val="28"/>
-        </w:rPr>
-        <w:t>「</w:t>
-      </w:r>
-      <w:r>
-        <w:rPr>
-          <w:rFonts w:hint="eastAsia"/>
-          <w:bCs/>
-          <w:szCs w:val="28"/>
-        </w:rPr>
-        <w:t>楊柳弄春柔</w:t>
-      </w:r>
-      <w:r>
-        <w:rPr>
-          <w:rFonts w:hint="eastAsia"/>
-          <w:bCs/>
-          <w:szCs w:val="28"/>
-        </w:rPr>
-        <w:t>」</w:t>
-      </w:r>
-      <w:r>
-        <w:rPr>
-          <w:rFonts w:hint="eastAsia"/>
-          <w:bCs/>
-          <w:szCs w:val="28"/>
-        </w:rPr>
-        <w:t>；</w:t>
-      </w:r>
-      <w:r>
-        <w:rPr>
-          <w:rFonts w:hint="eastAsia"/>
-          <w:bCs/>
-          <w:szCs w:val="28"/>
-        </w:rPr>
-        <w:t>「</w:t>
-      </w:r>
-      <w:r>
-        <w:rPr>
-          <w:rFonts w:hint="eastAsia"/>
-          <w:bCs/>
-          <w:szCs w:val="28"/>
-        </w:rPr>
-        <w:t>登樓</w:t>
-      </w:r>
-      <w:r>
-        <w:rPr>
-          <w:rFonts w:hint="eastAsia"/>
-          <w:bCs/>
-          <w:szCs w:val="28"/>
-        </w:rPr>
-        <w:t>」</w:t>
-      </w:r>
-      <w:r>
-        <w:rPr>
-          <w:rFonts w:hint="eastAsia"/>
-          <w:bCs/>
-          <w:szCs w:val="28"/>
-        </w:rPr>
-        <w:t>印</w:t>
-      </w:r>
-      <w:r>
-        <w:rPr>
-          <w:rFonts w:hint="eastAsia"/>
-          <w:bCs/>
-          <w:szCs w:val="28"/>
-        </w:rPr>
-        <w:t>「</w:t>
-      </w:r>
-      <w:r>
-        <w:rPr>
-          <w:rFonts w:hint="eastAsia"/>
-          <w:bCs/>
-          <w:szCs w:val="28"/>
-        </w:rPr>
-        <w:t>離憂</w:t>
-      </w:r>
-      <w:r>
-        <w:rPr>
-          <w:rFonts w:hint="eastAsia"/>
-          <w:bCs/>
-          <w:szCs w:val="28"/>
-        </w:rPr>
-        <w:t>」</w:t>
-      </w:r>
-      <w:r>
-        <w:rPr>
-          <w:rFonts w:hint="eastAsia"/>
-          <w:bCs/>
-          <w:szCs w:val="28"/>
-        </w:rPr>
-        <w:t>；</w:t>
-      </w:r>
-      <w:r>
-        <w:rPr>
-          <w:rFonts w:hint="eastAsia"/>
-          <w:bCs/>
-          <w:szCs w:val="28"/>
-        </w:rPr>
-        <w:t>「</w:t>
-      </w:r>
-      <w:r>
-        <w:rPr>
-          <w:rFonts w:hint="eastAsia"/>
-          <w:bCs/>
-          <w:szCs w:val="28"/>
-        </w:rPr>
-        <w:t>春江都是淚</w:t>
-      </w:r>
-      <w:r>
-        <w:rPr>
-          <w:rFonts w:hint="eastAsia"/>
-          <w:bCs/>
-          <w:szCs w:val="28"/>
-        </w:rPr>
-        <w:t>」</w:t>
-      </w:r>
-      <w:r>
-        <w:rPr>
-          <w:rFonts w:hint="eastAsia"/>
-          <w:bCs/>
-          <w:szCs w:val="28"/>
-        </w:rPr>
-        <w:t>印</w:t>
-      </w:r>
-      <w:r>
-        <w:rPr>
-          <w:rFonts w:hint="eastAsia"/>
-          <w:bCs/>
-          <w:szCs w:val="28"/>
-        </w:rPr>
-        <w:t>「</w:t>
-      </w:r>
-      <w:r>
-        <w:rPr>
-          <w:rFonts w:hint="eastAsia"/>
-          <w:bCs/>
-          <w:szCs w:val="28"/>
-        </w:rPr>
-        <w:t>淚難收</w:t>
-      </w:r>
-      <w:r>
-        <w:rPr>
-          <w:rFonts w:hint="eastAsia"/>
-          <w:bCs/>
-          <w:szCs w:val="28"/>
-        </w:rPr>
-        <w:t>」</w:t>
-      </w:r>
-      <w:r>
-        <w:rPr>
-          <w:rFonts w:hint="eastAsia"/>
-          <w:bCs/>
-          <w:szCs w:val="28"/>
-        </w:rPr>
-        <w:t>；</w:t>
-      </w:r>
-      <w:r>
-        <w:rPr>
-          <w:rFonts w:hint="eastAsia"/>
-          <w:bCs/>
-          <w:szCs w:val="28"/>
-        </w:rPr>
-        <w:t>「</w:t>
-      </w:r>
-      <w:r>
-        <w:rPr>
-          <w:rFonts w:hint="eastAsia"/>
-          <w:bCs/>
-          <w:szCs w:val="28"/>
-        </w:rPr>
-        <w:t>韶華不為少年留</w:t>
-      </w:r>
-      <w:r>
-        <w:rPr>
-          <w:rFonts w:hint="eastAsia"/>
-          <w:bCs/>
-          <w:szCs w:val="28"/>
-        </w:rPr>
-        <w:t>」</w:t>
-      </w:r>
-      <w:r>
-        <w:rPr>
-          <w:rFonts w:hint="eastAsia"/>
-          <w:bCs/>
-          <w:szCs w:val="28"/>
-        </w:rPr>
-        <w:t>總提全詞命意，天然渾成，意態兼善，神韻悠長。</w:t>
-      </w:r>
-      <w:r>
-        <w:rPr>
-          <w:rFonts w:hint="eastAsia"/>
-          <w:bCs/>
-          <w:spacing w:val="-6"/>
-          <w:szCs w:val="28"/>
-        </w:rPr>
-        <w:t>(資料來源：</w:t>
-      </w:r>
-      <w:hyperlink r:id="rId8" w:history="1">
+          <w:u w:val="single"/>
+        </w:rPr>
+        <w:t>北宋</w:t>
+      </w:r>
+      <w:r>
+        <w:rPr>
+          <w:rFonts w:hint="eastAsia"/>
+          <w:bCs/>
+          <w:szCs w:val="28"/>
+        </w:rPr>
+        <w:t>詞人</w:t>
+      </w:r>
+      <w:r>
+        <w:rPr>
+          <w:rFonts w:hint="eastAsia"/>
+          <w:bCs/>
+          <w:szCs w:val="28"/>
+          <w:u w:val="single"/>
+        </w:rPr>
+        <w:t>秦觀</w:t>
+      </w:r>
+      <w:r>
+        <w:rPr>
+          <w:rFonts w:hint="eastAsia"/>
+          <w:bCs/>
+          <w:szCs w:val="28"/>
+        </w:rPr>
+        <w:t>以「</w:t>
+      </w:r>
+      <w:proofErr w:type="gramStart"/>
+      <w:r>
+        <w:rPr>
+          <w:rFonts w:hint="eastAsia"/>
+          <w:bCs/>
+          <w:szCs w:val="28"/>
+        </w:rPr>
+        <w:t>詞境勝</w:t>
+      </w:r>
+      <w:proofErr w:type="gramEnd"/>
+      <w:r>
+        <w:rPr>
+          <w:rFonts w:hint="eastAsia"/>
+          <w:bCs/>
+          <w:szCs w:val="28"/>
+        </w:rPr>
+        <w:t>」名</w:t>
+      </w:r>
+      <w:proofErr w:type="gramStart"/>
+      <w:r>
+        <w:rPr>
+          <w:rFonts w:hint="eastAsia"/>
+          <w:bCs/>
+          <w:szCs w:val="28"/>
+        </w:rPr>
+        <w:t>世</w:t>
+      </w:r>
+      <w:proofErr w:type="gramEnd"/>
+      <w:r>
+        <w:rPr>
+          <w:rFonts w:hint="eastAsia"/>
+          <w:bCs/>
+          <w:szCs w:val="28"/>
+        </w:rPr>
+        <w:t>，其《江城子·西城楊柳弄春柔》堪稱</w:t>
+      </w:r>
+      <w:hyperlink r:id="rId9" w:history="1">
         <w:r>
           <w:rPr>
             <w:rStyle w:val="a7"/>
+            <w:rFonts w:hint="eastAsia"/>
             <w:bCs/>
-            <w:spacing w:val="-6"/>
             <w:szCs w:val="28"/>
           </w:rPr>
-          <w:t>https://bit.ly/43wHK53</w:t>
+          <w:t>婉約派</w:t>
         </w:r>
       </w:hyperlink>
-      <w:r>
-        <w:rPr>
-          <w:rFonts w:hint="eastAsia"/>
-          <w:bCs/>
-          <w:spacing w:val="-6"/>
-          <w:szCs w:val="28"/>
-        </w:rPr>
-        <w:t>)</w:t>
+      <w:proofErr w:type="gramStart"/>
+      <w:r>
+        <w:rPr>
+          <w:rFonts w:hint="eastAsia"/>
+          <w:bCs/>
+          <w:szCs w:val="28"/>
+        </w:rPr>
+        <w:t>情詞的</w:t>
+      </w:r>
+      <w:proofErr w:type="gramEnd"/>
+      <w:r>
+        <w:rPr>
+          <w:rFonts w:hint="eastAsia"/>
+          <w:bCs/>
+          <w:szCs w:val="28"/>
+        </w:rPr>
+        <w:t>巔峰之作。</w:t>
+      </w:r>
+      <w:proofErr w:type="gramStart"/>
+      <w:r>
+        <w:rPr>
+          <w:rFonts w:hint="eastAsia"/>
+          <w:bCs/>
+          <w:szCs w:val="28"/>
+        </w:rPr>
+        <w:t>全詞</w:t>
+      </w:r>
+      <w:r>
+        <w:rPr>
+          <w:rFonts w:hint="eastAsia"/>
+          <w:b/>
+          <w:szCs w:val="28"/>
+        </w:rPr>
+        <w:t>熔鑄</w:t>
+      </w:r>
+      <w:r>
+        <w:rPr>
+          <w:rFonts w:hint="eastAsia"/>
+          <w:bCs/>
+          <w:szCs w:val="28"/>
+        </w:rPr>
+        <w:t>春景</w:t>
+      </w:r>
+      <w:proofErr w:type="gramEnd"/>
+      <w:r>
+        <w:rPr>
+          <w:rFonts w:hint="eastAsia"/>
+          <w:bCs/>
+          <w:szCs w:val="28"/>
+        </w:rPr>
+        <w:t>與離愁於</w:t>
+      </w:r>
+      <w:proofErr w:type="gramStart"/>
+      <w:r>
+        <w:rPr>
+          <w:rFonts w:hint="eastAsia"/>
+          <w:bCs/>
+          <w:szCs w:val="28"/>
+        </w:rPr>
+        <w:t>一</w:t>
+      </w:r>
+      <w:proofErr w:type="gramEnd"/>
+      <w:r>
+        <w:rPr>
+          <w:rFonts w:hint="eastAsia"/>
+          <w:bCs/>
+          <w:szCs w:val="28"/>
+        </w:rPr>
+        <w:t>爐，將抽象的哀思化為具</w:t>
+      </w:r>
+      <w:proofErr w:type="gramStart"/>
+      <w:r>
+        <w:rPr>
+          <w:rFonts w:hint="eastAsia"/>
+          <w:bCs/>
+          <w:szCs w:val="28"/>
+        </w:rPr>
+        <w:t>象</w:t>
+      </w:r>
+      <w:proofErr w:type="gramEnd"/>
+      <w:r>
+        <w:rPr>
+          <w:rFonts w:hint="eastAsia"/>
+          <w:bCs/>
+          <w:szCs w:val="28"/>
+        </w:rPr>
+        <w:t>的視覺與觸覺體驗，展現出極高的美學價值。</w:t>
+      </w:r>
+    </w:p>
+    <w:p>
+      <w:pPr>
+        <w:spacing w:after="0" w:line="440" w:lineRule="exact"/>
+        <w:ind w:left="-6" w:right="0" w:hanging="11"/>
+        <w:jc w:val="both"/>
+        <w:rPr>
+          <w:bCs/>
+          <w:spacing w:val="-6"/>
+          <w:szCs w:val="28"/>
+        </w:rPr>
+      </w:pPr>
+      <w:r>
+        <w:rPr>
+          <w:rFonts w:hint="eastAsia"/>
+          <w:bCs/>
+          <w:spacing w:val="-6"/>
+          <w:szCs w:val="28"/>
+        </w:rPr>
+        <w:t xml:space="preserve">　　</w:t>
+      </w:r>
+      <w:proofErr w:type="gramStart"/>
+      <w:r>
+        <w:rPr>
+          <w:rFonts w:hint="eastAsia"/>
+          <w:bCs/>
+          <w:spacing w:val="-6"/>
+          <w:szCs w:val="28"/>
+        </w:rPr>
+        <w:t>詞作開篇</w:t>
+      </w:r>
+      <w:proofErr w:type="gramEnd"/>
+      <w:r>
+        <w:rPr>
+          <w:rFonts w:hint="eastAsia"/>
+          <w:bCs/>
+          <w:spacing w:val="-6"/>
+          <w:szCs w:val="28"/>
+        </w:rPr>
+        <w:t>「西城楊柳</w:t>
+      </w:r>
+      <w:proofErr w:type="gramStart"/>
+      <w:r>
+        <w:rPr>
+          <w:rFonts w:hint="eastAsia"/>
+          <w:bCs/>
+          <w:spacing w:val="-6"/>
+          <w:szCs w:val="28"/>
+        </w:rPr>
+        <w:t>弄春柔</w:t>
+      </w:r>
+      <w:proofErr w:type="gramEnd"/>
+      <w:r>
+        <w:rPr>
+          <w:rFonts w:hint="eastAsia"/>
+          <w:bCs/>
+          <w:spacing w:val="-6"/>
+          <w:szCs w:val="28"/>
+        </w:rPr>
+        <w:t>」妙筆生花。「弄」字賦予了無情楊柳以靈動的姿態，然而</w:t>
+      </w:r>
+      <w:proofErr w:type="gramStart"/>
+      <w:r>
+        <w:rPr>
+          <w:rFonts w:hint="eastAsia"/>
+          <w:bCs/>
+          <w:spacing w:val="-6"/>
+          <w:szCs w:val="28"/>
+        </w:rPr>
+        <w:t>春景愈</w:t>
+      </w:r>
+      <w:proofErr w:type="gramEnd"/>
+      <w:r>
+        <w:rPr>
+          <w:rFonts w:hint="eastAsia"/>
+          <w:bCs/>
+          <w:spacing w:val="-6"/>
+          <w:szCs w:val="28"/>
+        </w:rPr>
+        <w:t>是明媚柔美，</w:t>
+      </w:r>
+      <w:proofErr w:type="gramStart"/>
+      <w:r>
+        <w:rPr>
+          <w:rFonts w:hint="eastAsia"/>
+          <w:bCs/>
+          <w:spacing w:val="-6"/>
+          <w:szCs w:val="28"/>
+        </w:rPr>
+        <w:t>對</w:t>
+      </w:r>
+      <w:r>
+        <w:rPr>
+          <w:rFonts w:hint="eastAsia"/>
+          <w:b/>
+          <w:spacing w:val="-6"/>
+          <w:szCs w:val="28"/>
+        </w:rPr>
+        <w:t>離人</w:t>
+      </w:r>
+      <w:proofErr w:type="gramEnd"/>
+      <w:r>
+        <w:rPr>
+          <w:rFonts w:hint="eastAsia"/>
+          <w:bCs/>
+          <w:spacing w:val="-6"/>
+          <w:szCs w:val="28"/>
+        </w:rPr>
+        <w:t>而言反而是種殘酷的對比。</w:t>
+      </w:r>
+      <w:r>
+        <w:rPr>
+          <w:rFonts w:hint="eastAsia"/>
+          <w:b/>
+          <w:spacing w:val="-6"/>
+          <w:szCs w:val="28"/>
+        </w:rPr>
+        <w:t>楊柳依依</w:t>
+      </w:r>
+      <w:r>
+        <w:rPr>
+          <w:rFonts w:hint="eastAsia"/>
+          <w:bCs/>
+          <w:spacing w:val="-6"/>
+          <w:szCs w:val="28"/>
+        </w:rPr>
+        <w:t>，本就是古人折枝送別之物，因而輕而易舉地「</w:t>
+      </w:r>
+      <w:proofErr w:type="gramStart"/>
+      <w:r>
+        <w:rPr>
+          <w:rFonts w:hint="eastAsia"/>
+          <w:bCs/>
+          <w:spacing w:val="-6"/>
+          <w:szCs w:val="28"/>
+        </w:rPr>
+        <w:t>動離憂，淚難</w:t>
+      </w:r>
+      <w:proofErr w:type="gramEnd"/>
+      <w:r>
+        <w:rPr>
+          <w:rFonts w:hint="eastAsia"/>
+          <w:bCs/>
+          <w:spacing w:val="-6"/>
+          <w:szCs w:val="28"/>
+        </w:rPr>
+        <w:t>收」。回憶昔日「曾</w:t>
+      </w:r>
+      <w:proofErr w:type="gramStart"/>
+      <w:r>
+        <w:rPr>
+          <w:rFonts w:hint="eastAsia"/>
+          <w:bCs/>
+          <w:spacing w:val="-6"/>
+          <w:szCs w:val="28"/>
+        </w:rPr>
+        <w:t>為系歸舟</w:t>
+      </w:r>
+      <w:proofErr w:type="gramEnd"/>
+      <w:r>
+        <w:rPr>
+          <w:rFonts w:hint="eastAsia"/>
+          <w:bCs/>
+          <w:spacing w:val="-6"/>
+          <w:szCs w:val="28"/>
+        </w:rPr>
+        <w:t>」的溫存，與眼前的「人不見，</w:t>
+      </w:r>
+      <w:proofErr w:type="gramStart"/>
+      <w:r>
+        <w:rPr>
+          <w:rFonts w:hint="eastAsia"/>
+          <w:bCs/>
+          <w:spacing w:val="-6"/>
+          <w:szCs w:val="28"/>
+        </w:rPr>
+        <w:t>水空流</w:t>
+      </w:r>
+      <w:proofErr w:type="gramEnd"/>
+      <w:r>
+        <w:rPr>
+          <w:rFonts w:hint="eastAsia"/>
+          <w:bCs/>
+          <w:spacing w:val="-6"/>
+          <w:szCs w:val="28"/>
+        </w:rPr>
+        <w:t>」形成強烈的人事全非</w:t>
+      </w:r>
+      <w:proofErr w:type="gramStart"/>
+      <w:r>
+        <w:rPr>
+          <w:rFonts w:hint="eastAsia"/>
+          <w:bCs/>
+          <w:spacing w:val="-6"/>
+          <w:szCs w:val="28"/>
+        </w:rPr>
+        <w:t>之</w:t>
+      </w:r>
+      <w:proofErr w:type="gramEnd"/>
+      <w:r>
+        <w:rPr>
+          <w:rFonts w:hint="eastAsia"/>
+          <w:bCs/>
+          <w:spacing w:val="-6"/>
+          <w:szCs w:val="28"/>
+        </w:rPr>
+        <w:t>感。短短數句，將空間的延展與時間的流逝完美交融。</w:t>
+      </w:r>
+    </w:p>
+    <w:p>
+      <w:pPr>
+        <w:spacing w:after="0" w:line="440" w:lineRule="exact"/>
+        <w:ind w:left="-6" w:right="0" w:hanging="11"/>
+        <w:jc w:val="both"/>
+        <w:rPr>
+          <w:bCs/>
+          <w:spacing w:val="-6"/>
+          <w:szCs w:val="28"/>
+        </w:rPr>
+      </w:pPr>
+      <w:r>
+        <w:rPr>
+          <w:rFonts w:hint="eastAsia"/>
+          <w:bCs/>
+          <w:spacing w:val="-6"/>
+          <w:szCs w:val="28"/>
+        </w:rPr>
+        <w:lastRenderedPageBreak/>
+        <w:t xml:space="preserve">　　</w:t>
+      </w:r>
+      <w:r>
+        <w:rPr>
+          <w:rFonts w:hint="eastAsia"/>
+          <w:bCs/>
+          <w:spacing w:val="-6"/>
+          <w:szCs w:val="28"/>
+        </w:rPr>
+        <w:t>下片由個人的離別感傷，</w:t>
+      </w:r>
+      <w:r>
+        <w:rPr>
+          <w:rFonts w:hint="eastAsia"/>
+          <w:b/>
+          <w:spacing w:val="-6"/>
+          <w:szCs w:val="28"/>
+        </w:rPr>
+        <w:t>昇華</w:t>
+      </w:r>
+      <w:r>
+        <w:rPr>
+          <w:rFonts w:hint="eastAsia"/>
+          <w:bCs/>
+          <w:spacing w:val="-6"/>
+          <w:szCs w:val="28"/>
+        </w:rPr>
+        <w:t>為對生命無常的普遍悲嘆。「</w:t>
+      </w:r>
+      <w:proofErr w:type="gramStart"/>
+      <w:r>
+        <w:rPr>
+          <w:rFonts w:hint="eastAsia"/>
+          <w:bCs/>
+          <w:spacing w:val="-6"/>
+          <w:szCs w:val="28"/>
+        </w:rPr>
+        <w:t>韶</w:t>
+      </w:r>
+      <w:proofErr w:type="gramEnd"/>
+      <w:r>
+        <w:rPr>
+          <w:rFonts w:hint="eastAsia"/>
+          <w:bCs/>
+          <w:spacing w:val="-6"/>
+          <w:szCs w:val="28"/>
+        </w:rPr>
+        <w:t>華不為少年留」一句語氣沉痛，道盡了</w:t>
+      </w:r>
+      <w:proofErr w:type="gramStart"/>
+      <w:r>
+        <w:rPr>
+          <w:rFonts w:hint="eastAsia"/>
+          <w:bCs/>
+          <w:spacing w:val="-6"/>
+          <w:szCs w:val="28"/>
+        </w:rPr>
+        <w:t>青春易逝的</w:t>
+      </w:r>
+      <w:proofErr w:type="gramEnd"/>
+      <w:r>
+        <w:rPr>
+          <w:rFonts w:hint="eastAsia"/>
+          <w:bCs/>
+          <w:spacing w:val="-6"/>
+          <w:szCs w:val="28"/>
+        </w:rPr>
+        <w:t>無奈。「恨悠悠，</w:t>
+      </w:r>
+      <w:proofErr w:type="gramStart"/>
+      <w:r>
+        <w:rPr>
+          <w:rFonts w:hint="eastAsia"/>
+          <w:bCs/>
+          <w:spacing w:val="-6"/>
+          <w:szCs w:val="28"/>
+        </w:rPr>
+        <w:t>幾時休</w:t>
+      </w:r>
+      <w:proofErr w:type="gramEnd"/>
+      <w:r>
+        <w:rPr>
+          <w:rFonts w:hint="eastAsia"/>
+          <w:bCs/>
+          <w:spacing w:val="-6"/>
+          <w:szCs w:val="28"/>
+        </w:rPr>
+        <w:t>」情緒層層遞進，直至「飛絮落花時候、一登樓」達到了高潮。暮春時節的落花飛絮，既是自然界的衰敗，也是人物內心孤獨與漂泊命運的寫照，登樓的舉動更顯</w:t>
+      </w:r>
+      <w:r>
+        <w:rPr>
+          <w:rFonts w:hint="eastAsia"/>
+          <w:b/>
+          <w:spacing w:val="-6"/>
+          <w:szCs w:val="28"/>
+        </w:rPr>
+        <w:t>惆悵</w:t>
+      </w:r>
+      <w:r>
+        <w:rPr>
+          <w:rFonts w:hint="eastAsia"/>
+          <w:bCs/>
+          <w:spacing w:val="-6"/>
+          <w:szCs w:val="28"/>
+        </w:rPr>
+        <w:t>無依。</w:t>
+      </w:r>
+    </w:p>
+    <w:p>
+      <w:pPr>
+        <w:spacing w:after="0" w:line="440" w:lineRule="exact"/>
+        <w:ind w:left="-6" w:right="0" w:hanging="11"/>
+        <w:jc w:val="both"/>
+        <w:rPr>
+          <w:rFonts w:hint="eastAsia"/>
+          <w:bCs/>
+          <w:spacing w:val="-6"/>
+          <w:szCs w:val="28"/>
+        </w:rPr>
+      </w:pPr>
+      <w:r>
+        <w:rPr>
+          <w:rFonts w:hint="eastAsia"/>
+          <w:bCs/>
+          <w:spacing w:val="-6"/>
+          <w:szCs w:val="28"/>
+        </w:rPr>
+        <w:t xml:space="preserve">　　</w:t>
+      </w:r>
+      <w:proofErr w:type="gramStart"/>
+      <w:r>
+        <w:rPr>
+          <w:rFonts w:hint="eastAsia"/>
+          <w:bCs/>
+          <w:spacing w:val="-6"/>
+          <w:szCs w:val="28"/>
+        </w:rPr>
+        <w:t>全詞最為</w:t>
+      </w:r>
+      <w:proofErr w:type="gramEnd"/>
+      <w:r>
+        <w:rPr>
+          <w:rFonts w:hint="eastAsia"/>
+          <w:bCs/>
+          <w:spacing w:val="-6"/>
+          <w:szCs w:val="28"/>
+        </w:rPr>
+        <w:t>人稱道的</w:t>
+      </w:r>
+      <w:proofErr w:type="gramStart"/>
+      <w:r>
+        <w:rPr>
+          <w:rFonts w:hint="eastAsia"/>
+          <w:bCs/>
+          <w:spacing w:val="-6"/>
+          <w:szCs w:val="28"/>
+        </w:rPr>
+        <w:t>是結句</w:t>
+      </w:r>
+      <w:proofErr w:type="gramEnd"/>
+      <w:r>
+        <w:rPr>
+          <w:rFonts w:hint="eastAsia"/>
+          <w:bCs/>
+          <w:spacing w:val="-6"/>
+          <w:szCs w:val="28"/>
+        </w:rPr>
+        <w:t>：「</w:t>
+      </w:r>
+      <w:proofErr w:type="gramStart"/>
+      <w:r>
+        <w:rPr>
+          <w:rFonts w:hint="eastAsia"/>
+          <w:bCs/>
+          <w:spacing w:val="-6"/>
+          <w:szCs w:val="28"/>
+        </w:rPr>
+        <w:t>便作春</w:t>
+      </w:r>
+      <w:proofErr w:type="gramEnd"/>
+      <w:r>
+        <w:rPr>
+          <w:rFonts w:hint="eastAsia"/>
+          <w:bCs/>
+          <w:spacing w:val="-6"/>
+          <w:szCs w:val="28"/>
+        </w:rPr>
+        <w:t>江都是淚，流不盡，</w:t>
+      </w:r>
+      <w:proofErr w:type="gramStart"/>
+      <w:r>
+        <w:rPr>
+          <w:rFonts w:hint="eastAsia"/>
+          <w:bCs/>
+          <w:spacing w:val="-6"/>
+          <w:szCs w:val="28"/>
+        </w:rPr>
+        <w:t>許多愁</w:t>
+      </w:r>
+      <w:proofErr w:type="gramEnd"/>
+      <w:r>
+        <w:rPr>
+          <w:rFonts w:hint="eastAsia"/>
+          <w:bCs/>
+          <w:spacing w:val="-6"/>
+          <w:szCs w:val="28"/>
+        </w:rPr>
+        <w:t>。」詩人打破常規，將看不見摸不著的「愁」巧妙地比作滾滾春江水。不同於</w:t>
+      </w:r>
+      <w:r>
+        <w:rPr>
+          <w:rFonts w:hint="eastAsia"/>
+          <w:bCs/>
+          <w:spacing w:val="-6"/>
+          <w:szCs w:val="28"/>
+          <w:u w:val="single"/>
+        </w:rPr>
+        <w:t>李清照</w:t>
+      </w:r>
+      <w:r>
+        <w:rPr>
+          <w:rFonts w:hint="eastAsia"/>
+          <w:bCs/>
+          <w:spacing w:val="-6"/>
+          <w:szCs w:val="28"/>
+        </w:rPr>
+        <w:t>「載不動</w:t>
+      </w:r>
+      <w:proofErr w:type="gramStart"/>
+      <w:r>
+        <w:rPr>
+          <w:rFonts w:hint="eastAsia"/>
+          <w:bCs/>
+          <w:spacing w:val="-6"/>
+          <w:szCs w:val="28"/>
+        </w:rPr>
+        <w:t>許多愁</w:t>
+      </w:r>
+      <w:proofErr w:type="gramEnd"/>
+      <w:r>
+        <w:rPr>
+          <w:rFonts w:hint="eastAsia"/>
+          <w:bCs/>
+          <w:spacing w:val="-6"/>
+          <w:szCs w:val="28"/>
+        </w:rPr>
+        <w:t>」的</w:t>
+      </w:r>
+      <w:r>
+        <w:rPr>
+          <w:rFonts w:hint="eastAsia"/>
+          <w:b/>
+          <w:spacing w:val="-6"/>
+          <w:szCs w:val="28"/>
+        </w:rPr>
+        <w:t>輕重量化</w:t>
+      </w:r>
+      <w:r>
+        <w:rPr>
+          <w:rFonts w:hint="eastAsia"/>
+          <w:bCs/>
+          <w:spacing w:val="-6"/>
+          <w:szCs w:val="28"/>
+        </w:rPr>
+        <w:t>，</w:t>
+      </w:r>
+      <w:r>
+        <w:rPr>
+          <w:rFonts w:hint="eastAsia"/>
+          <w:bCs/>
+          <w:spacing w:val="-6"/>
+          <w:szCs w:val="28"/>
+          <w:u w:val="single"/>
+        </w:rPr>
+        <w:t>秦觀</w:t>
+      </w:r>
+      <w:r>
+        <w:rPr>
+          <w:rFonts w:hint="eastAsia"/>
+          <w:bCs/>
+          <w:spacing w:val="-6"/>
+          <w:szCs w:val="28"/>
+        </w:rPr>
+        <w:t>直接將眼淚與</w:t>
+      </w:r>
+      <w:proofErr w:type="gramStart"/>
+      <w:r>
+        <w:rPr>
+          <w:rFonts w:hint="eastAsia"/>
+          <w:bCs/>
+          <w:spacing w:val="-6"/>
+          <w:szCs w:val="28"/>
+        </w:rPr>
+        <w:t>春江劃上</w:t>
+      </w:r>
+      <w:proofErr w:type="gramEnd"/>
+      <w:r>
+        <w:rPr>
+          <w:rFonts w:hint="eastAsia"/>
+          <w:bCs/>
+          <w:spacing w:val="-6"/>
+          <w:szCs w:val="28"/>
+        </w:rPr>
+        <w:t>等號</w:t>
+      </w:r>
+      <w:proofErr w:type="gramStart"/>
+      <w:r>
+        <w:rPr>
+          <w:rFonts w:hint="eastAsia"/>
+          <w:bCs/>
+          <w:spacing w:val="-6"/>
+          <w:szCs w:val="28"/>
+        </w:rPr>
+        <w:t>——</w:t>
+      </w:r>
+      <w:proofErr w:type="gramEnd"/>
+      <w:r>
+        <w:rPr>
+          <w:rFonts w:hint="eastAsia"/>
+          <w:bCs/>
+          <w:spacing w:val="-6"/>
+          <w:szCs w:val="28"/>
+        </w:rPr>
+        <w:t>連綿不絕的江水有多長，內心的哀愁就有多深</w:t>
+      </w:r>
+      <w:r>
+        <w:rPr>
+          <w:bCs/>
+          <w:spacing w:val="-6"/>
+          <w:szCs w:val="28"/>
+        </w:rPr>
+        <w:br/>
+      </w:r>
+      <w:r>
+        <w:rPr>
+          <w:rFonts w:hint="eastAsia"/>
+          <w:bCs/>
+          <w:spacing w:val="-6"/>
+          <w:szCs w:val="28"/>
+        </w:rPr>
+        <w:t>。這種將無形化為有形的</w:t>
+      </w:r>
+      <w:r>
+        <w:rPr>
+          <w:rFonts w:hint="eastAsia"/>
+          <w:b/>
+          <w:spacing w:val="-6"/>
+          <w:szCs w:val="28"/>
+        </w:rPr>
+        <w:t>浪漫主義</w:t>
+      </w:r>
+      <w:r>
+        <w:rPr>
+          <w:rFonts w:hint="eastAsia"/>
+          <w:bCs/>
+          <w:spacing w:val="-6"/>
+          <w:szCs w:val="28"/>
+        </w:rPr>
+        <w:t>手法，極具視覺震撼力，</w:t>
+      </w:r>
+      <w:proofErr w:type="gramStart"/>
+      <w:r>
+        <w:rPr>
+          <w:rFonts w:hint="eastAsia"/>
+          <w:bCs/>
+          <w:spacing w:val="-6"/>
+          <w:szCs w:val="28"/>
+        </w:rPr>
+        <w:t>使全詞在</w:t>
+      </w:r>
+      <w:proofErr w:type="gramEnd"/>
+      <w:r>
+        <w:rPr>
+          <w:rFonts w:hint="eastAsia"/>
+          <w:bCs/>
+          <w:spacing w:val="-6"/>
+          <w:szCs w:val="28"/>
+        </w:rPr>
+        <w:t>無盡的</w:t>
+      </w:r>
+      <w:r>
+        <w:rPr>
+          <w:rFonts w:hint="eastAsia"/>
+          <w:b/>
+          <w:spacing w:val="-6"/>
+          <w:szCs w:val="28"/>
+        </w:rPr>
+        <w:t>嗟嘆</w:t>
+      </w:r>
+      <w:r>
+        <w:rPr>
+          <w:rFonts w:hint="eastAsia"/>
+          <w:bCs/>
+          <w:spacing w:val="-6"/>
+          <w:szCs w:val="28"/>
+        </w:rPr>
+        <w:t>中收尾，</w:t>
+      </w:r>
+      <w:r>
+        <w:rPr>
+          <w:rFonts w:hint="eastAsia"/>
+          <w:b/>
+          <w:spacing w:val="-6"/>
+          <w:szCs w:val="28"/>
+        </w:rPr>
+        <w:t>餘音繞樑</w:t>
+      </w:r>
+      <w:r>
+        <w:rPr>
+          <w:rFonts w:hint="eastAsia"/>
+          <w:bCs/>
+          <w:spacing w:val="-6"/>
+          <w:szCs w:val="28"/>
+        </w:rPr>
+        <w:t>，</w:t>
+      </w:r>
+      <w:r>
+        <w:rPr>
+          <w:rFonts w:hint="eastAsia"/>
+          <w:b/>
+          <w:spacing w:val="-6"/>
+          <w:szCs w:val="28"/>
+        </w:rPr>
+        <w:t>動人心</w:t>
+      </w:r>
+      <w:proofErr w:type="gramStart"/>
+      <w:r>
+        <w:rPr>
+          <w:rFonts w:hint="eastAsia"/>
+          <w:b/>
+          <w:spacing w:val="-6"/>
+          <w:szCs w:val="28"/>
+        </w:rPr>
+        <w:t>魄</w:t>
+      </w:r>
+      <w:proofErr w:type="gramEnd"/>
+      <w:r>
+        <w:rPr>
+          <w:rFonts w:hint="eastAsia"/>
+          <w:bCs/>
+          <w:spacing w:val="-6"/>
+          <w:szCs w:val="28"/>
+        </w:rPr>
+        <w:t>。</w:t>
       </w:r>
     </w:p>
     <w:p>
@@ -1568,48 +1813,19 @@
           <w:ilvl w:val="0"/>
           <w:numId w:val="1"/>
         </w:numPr>
-        <w:spacing w:after="0" w:line="440" w:lineRule="exact"/>
-        <w:ind w:leftChars="0" w:right="0"/>
-        <w:rPr>
-          <w:szCs w:val="28"/>
-        </w:rPr>
-      </w:pPr>
-      <w:r>
-        <w:rPr>
-          <w:rFonts w:hint="eastAsia"/>
-          <w:szCs w:val="28"/>
-        </w:rPr>
-        <w:t>嘆老嗟</w:t>
-      </w:r>
-      <w:r>
-        <w:rPr>
-          <w:rFonts w:hint="eastAsia"/>
-          <w:szCs w:val="28"/>
-        </w:rPr>
-        <w:t>(</w:t>
-      </w:r>
-      <w:r>
-        <w:rPr>
-          <w:rFonts w:hint="eastAsia"/>
-          <w:color w:val="FF0000"/>
-          <w:sz w:val="16"/>
-          <w:szCs w:val="16"/>
-        </w:rPr>
-        <w:t>ㄐㄧㄝ</w:t>
-      </w:r>
-      <w:r>
-        <w:rPr>
-          <w:rFonts w:hint="eastAsia"/>
-          <w:szCs w:val="28"/>
-        </w:rPr>
-        <w:t>)</w:t>
-      </w:r>
-      <w:r>
-        <w:rPr>
-          <w:rFonts w:hint="eastAsia"/>
-          <w:szCs w:val="28"/>
-        </w:rPr>
-        <w:t>卑</w:t>
+        <w:spacing w:after="0" w:line="400" w:lineRule="exact"/>
+        <w:ind w:leftChars="0" w:left="284" w:right="0" w:hanging="284"/>
+        <w:jc w:val="both"/>
+        <w:rPr>
+          <w:szCs w:val="28"/>
+        </w:rPr>
+      </w:pPr>
+      <w:r>
+        <w:rPr>
+          <w:rFonts w:hint="eastAsia"/>
+          <w:szCs w:val="28"/>
+        </w:rPr>
+        <w:t>熔鑄</w:t>
       </w:r>
       <w:r>
         <w:rPr>
@@ -1623,7 +1839,23 @@
           <w:rFonts w:hint="eastAsia"/>
           <w:szCs w:val="28"/>
         </w:rPr>
-        <w:t>感嘆年紀老大而地位卑微。</w:t>
+        <w:t>本意是指將金屬熔化後倒入模型中鑄造成器物。在文學與寫作中，比喻將各種不同的思想、情感、素材或藝術手法完美地融合、淬</w:t>
+      </w:r>
+      <w:proofErr w:type="gramStart"/>
+      <w:r>
+        <w:rPr>
+          <w:rFonts w:hint="eastAsia"/>
+          <w:szCs w:val="28"/>
+        </w:rPr>
+        <w:t>鍊</w:t>
+      </w:r>
+      <w:proofErr w:type="gramEnd"/>
+      <w:r>
+        <w:rPr>
+          <w:rFonts w:hint="eastAsia"/>
+          <w:szCs w:val="28"/>
+        </w:rPr>
+        <w:t>在一起。指作品不是零散元素的拼湊，而是經過作者高度的藝術加工，使之成為一個有機且結構緊密的整體。</w:t>
       </w:r>
     </w:p>
     <w:p>
@@ -1633,18 +1865,19 @@
           <w:ilvl w:val="0"/>
           <w:numId w:val="1"/>
         </w:numPr>
-        <w:spacing w:after="0" w:line="440" w:lineRule="exact"/>
-        <w:ind w:leftChars="0" w:right="0"/>
-        <w:rPr>
-          <w:szCs w:val="28"/>
-        </w:rPr>
-      </w:pPr>
-      <w:r>
-        <w:rPr>
-          <w:rFonts w:hint="eastAsia"/>
-          <w:szCs w:val="28"/>
-        </w:rPr>
-        <w:t>虛化</w:t>
+        <w:spacing w:after="0" w:line="400" w:lineRule="exact"/>
+        <w:ind w:leftChars="0" w:left="284" w:right="0" w:hanging="284"/>
+        <w:jc w:val="both"/>
+        <w:rPr>
+          <w:szCs w:val="28"/>
+        </w:rPr>
+      </w:pPr>
+      <w:r>
+        <w:rPr>
+          <w:rFonts w:hint="eastAsia"/>
+          <w:szCs w:val="28"/>
+        </w:rPr>
+        <w:t>離人</w:t>
       </w:r>
       <w:r>
         <w:rPr>
@@ -1658,7 +1891,7 @@
           <w:rFonts w:hint="eastAsia"/>
           <w:szCs w:val="28"/>
         </w:rPr>
-        <w:t>是指在攝影中，將背景或前景模糊化，使主體突出的一種技法。虛化可以用來突出主體的輪廓、形狀和質感，也可以用來營造一種氛圍和情緒。</w:t>
+        <w:t>處於離別中的人，或是指即將遠行、與親友分離的主角。帶有一種孤獨、漂泊或感傷的色彩，往往是文學作品中承載相思與哀愁的核心情感主體。</w:t>
       </w:r>
     </w:p>
     <w:p>
@@ -1668,103 +1901,61 @@
           <w:ilvl w:val="0"/>
           <w:numId w:val="1"/>
         </w:numPr>
-        <w:spacing w:after="0" w:line="440" w:lineRule="exact"/>
-        <w:ind w:leftChars="0" w:right="0"/>
-        <w:rPr>
-          <w:szCs w:val="28"/>
-        </w:rPr>
-      </w:pPr>
-      <w:r>
-        <w:rPr>
-          <w:rFonts w:hint="eastAsia"/>
-          <w:szCs w:val="28"/>
-        </w:rPr>
-        <w:t>滂沱(</w:t>
-      </w:r>
-      <w:r>
-        <w:rPr>
-          <w:rFonts w:hint="eastAsia"/>
-          <w:color w:val="FF0000"/>
-          <w:sz w:val="16"/>
-          <w:szCs w:val="16"/>
-        </w:rPr>
-        <w:t>ㄆㄤ</w:t>
-      </w:r>
-      <w:r>
-        <w:rPr>
-          <w:rFonts w:hint="eastAsia"/>
-          <w:color w:val="FF0000"/>
-          <w:sz w:val="16"/>
-          <w:szCs w:val="16"/>
-        </w:rPr>
-        <w:t xml:space="preserve"> </w:t>
-      </w:r>
-      <w:r>
-        <w:rPr>
-          <w:rFonts w:hint="eastAsia"/>
-          <w:color w:val="FF0000"/>
-          <w:sz w:val="16"/>
-          <w:szCs w:val="16"/>
-        </w:rPr>
-        <w:t>ㄊㄨㄛ</w:t>
-      </w:r>
-      <w:r>
-        <w:rPr>
-          <w:rFonts w:hint="eastAsia"/>
-          <w:color w:val="FF0000"/>
-          <w:sz w:val="16"/>
-          <w:szCs w:val="16"/>
-        </w:rPr>
-        <w:t>ˊ</w:t>
-      </w:r>
-      <w:r>
-        <w:rPr>
-          <w:rFonts w:hint="eastAsia"/>
-          <w:szCs w:val="28"/>
-        </w:rPr>
-        <w:t>)</w:t>
-      </w:r>
-    </w:p>
-    <w:p>
-      <w:pPr>
-        <w:pStyle w:val="a9"/>
-        <w:numPr>
-          <w:ilvl w:val="0"/>
-          <w:numId w:val="20"/>
-        </w:numPr>
-        <w:spacing w:after="0" w:line="440" w:lineRule="exact"/>
-        <w:ind w:leftChars="0" w:right="0"/>
-        <w:rPr>
-          <w:szCs w:val="28"/>
-        </w:rPr>
-      </w:pPr>
-      <w:r>
-        <w:rPr>
-          <w:rFonts w:hint="eastAsia"/>
-          <w:szCs w:val="28"/>
-        </w:rPr>
-        <w:t>雨勢盛大的樣子。【例】大雨滂沱</w:t>
-      </w:r>
-    </w:p>
-    <w:p>
-      <w:pPr>
-        <w:pStyle w:val="a9"/>
-        <w:numPr>
-          <w:ilvl w:val="0"/>
-          <w:numId w:val="20"/>
-        </w:numPr>
-        <w:spacing w:after="0" w:line="440" w:lineRule="exact"/>
-        <w:ind w:leftChars="0" w:right="0"/>
-        <w:rPr>
-          <w:szCs w:val="28"/>
-        </w:rPr>
-      </w:pPr>
-      <w:r>
-        <w:rPr>
-          <w:rFonts w:hint="eastAsia"/>
-          <w:szCs w:val="28"/>
-        </w:rPr>
-        <w:t>淚多的樣子。【例】涕淚滂沱、涕泗滂沱</w:t>
+        <w:spacing w:after="0" w:line="400" w:lineRule="exact"/>
+        <w:ind w:leftChars="0" w:left="284" w:right="0" w:hanging="284"/>
+        <w:jc w:val="both"/>
+        <w:rPr>
+          <w:szCs w:val="28"/>
+        </w:rPr>
+      </w:pPr>
+      <w:r>
+        <w:rPr>
+          <w:rFonts w:hint="eastAsia"/>
+          <w:szCs w:val="28"/>
+        </w:rPr>
+        <w:t>楊柳依依</w:t>
+      </w:r>
+      <w:r>
+        <w:rPr>
+          <w:rFonts w:hint="eastAsia"/>
+          <w:szCs w:val="28"/>
+        </w:rPr>
+        <w:t>：</w:t>
+      </w:r>
+      <w:r>
+        <w:rPr>
+          <w:rFonts w:hint="eastAsia"/>
+          <w:szCs w:val="28"/>
+        </w:rPr>
+        <w:t>「依依」是形容枝條輕柔隨風搖曳的模樣，同時也引申為依依不捨的柔情</w:t>
+      </w:r>
+      <w:r>
+        <w:rPr>
+          <w:szCs w:val="28"/>
+        </w:rPr>
+        <w:br/>
+      </w:r>
+      <w:r>
+        <w:rPr>
+          <w:rFonts w:hint="eastAsia"/>
+          <w:szCs w:val="28"/>
+        </w:rPr>
+        <w:t>。這是</w:t>
+      </w:r>
+      <w:r>
+        <w:rPr>
+          <w:rFonts w:hint="eastAsia"/>
+          <w:szCs w:val="28"/>
+          <w:u w:val="single"/>
+        </w:rPr>
+        <w:t>中國</w:t>
+      </w:r>
+      <w:r>
+        <w:rPr>
+          <w:rFonts w:hint="eastAsia"/>
+          <w:szCs w:val="28"/>
+        </w:rPr>
+        <w:t>古典文學中極具代表性的意象。因「柳」與「留」諧音，古人常於折柳送別，故此詞常直接用來烘托離別時難捨難分的黯然神傷。</w:t>
       </w:r>
     </w:p>
     <w:p>
@@ -1774,59 +1965,49 @@
           <w:ilvl w:val="0"/>
           <w:numId w:val="1"/>
         </w:numPr>
-        <w:spacing w:after="0" w:line="440" w:lineRule="exact"/>
-        <w:ind w:leftChars="0" w:right="0"/>
-        <w:rPr>
-          <w:szCs w:val="28"/>
-        </w:rPr>
-      </w:pPr>
-      <w:r>
-        <w:rPr>
-          <w:rFonts w:hint="eastAsia"/>
-          <w:szCs w:val="28"/>
-        </w:rPr>
-        <w:t>換頭</w:t>
-      </w:r>
-    </w:p>
-    <w:p>
-      <w:pPr>
-        <w:pStyle w:val="a9"/>
-        <w:numPr>
-          <w:ilvl w:val="0"/>
-          <w:numId w:val="21"/>
-        </w:numPr>
-        <w:spacing w:after="0" w:line="440" w:lineRule="exact"/>
-        <w:ind w:leftChars="0" w:right="0"/>
-        <w:rPr>
-          <w:szCs w:val="28"/>
-        </w:rPr>
-      </w:pPr>
-      <w:r>
-        <w:rPr>
-          <w:rFonts w:hint="eastAsia"/>
-          <w:szCs w:val="28"/>
-        </w:rPr>
-        <w:t>把頭交換。</w:t>
-      </w:r>
-    </w:p>
-    <w:p>
-      <w:pPr>
-        <w:pStyle w:val="a9"/>
-        <w:numPr>
-          <w:ilvl w:val="0"/>
-          <w:numId w:val="21"/>
-        </w:numPr>
-        <w:spacing w:after="0" w:line="440" w:lineRule="exact"/>
-        <w:ind w:leftChars="0" w:right="0"/>
-        <w:rPr>
-          <w:szCs w:val="28"/>
-        </w:rPr>
-      </w:pPr>
-      <w:r>
-        <w:rPr>
-          <w:szCs w:val="28"/>
-        </w:rPr>
-        <w:t>一種曲牌體式。凡雙調詞曲中，上下片首句、字數、平仄不相同的，稱為「換頭」。如清平樂、太常引等。</w:t>
+        <w:spacing w:after="0" w:line="400" w:lineRule="exact"/>
+        <w:ind w:leftChars="0" w:left="284" w:right="0" w:hanging="284"/>
+        <w:jc w:val="both"/>
+        <w:rPr>
+          <w:szCs w:val="28"/>
+        </w:rPr>
+      </w:pPr>
+      <w:r>
+        <w:rPr>
+          <w:rFonts w:hint="eastAsia"/>
+          <w:szCs w:val="28"/>
+        </w:rPr>
+        <w:t>昇華</w:t>
+      </w:r>
+      <w:r>
+        <w:rPr>
+          <w:rFonts w:hint="eastAsia"/>
+          <w:szCs w:val="28"/>
+        </w:rPr>
+        <w:t>：</w:t>
+      </w:r>
+      <w:r>
+        <w:rPr>
+          <w:rFonts w:hint="eastAsia"/>
+          <w:szCs w:val="28"/>
+        </w:rPr>
+        <w:t>物理學上指物質由固態直接變成氣態。在心理與文學美學中，指將較低層次的感官體驗、具體情感或凡俗事物，提升到更高層次的精神境界或哲理反思。情感超越了單純的個人私怨，轉化為對生命無常、青春</w:t>
+      </w:r>
+      <w:proofErr w:type="gramStart"/>
+      <w:r>
+        <w:rPr>
+          <w:rFonts w:hint="eastAsia"/>
+          <w:szCs w:val="28"/>
+        </w:rPr>
+        <w:t>易逝等</w:t>
+      </w:r>
+      <w:proofErr w:type="gramEnd"/>
+      <w:r>
+        <w:rPr>
+          <w:rFonts w:hint="eastAsia"/>
+          <w:szCs w:val="28"/>
+        </w:rPr>
+        <w:t>普遍人類命運的體悟。</w:t>
       </w:r>
     </w:p>
     <w:p>
@@ -1836,60 +2017,33 @@
           <w:ilvl w:val="0"/>
           <w:numId w:val="1"/>
         </w:numPr>
-        <w:spacing w:after="0" w:line="440" w:lineRule="exact"/>
-        <w:ind w:leftChars="0" w:right="0"/>
-        <w:rPr>
-          <w:szCs w:val="28"/>
-        </w:rPr>
-      </w:pPr>
-      <w:r>
-        <w:rPr>
-          <w:rFonts w:hint="eastAsia"/>
-          <w:szCs w:val="28"/>
-        </w:rPr>
-        <w:t>體味</w:t>
-      </w:r>
-    </w:p>
-    <w:p>
-      <w:pPr>
-        <w:pStyle w:val="a9"/>
-        <w:numPr>
-          <w:ilvl w:val="0"/>
-          <w:numId w:val="22"/>
-        </w:numPr>
-        <w:spacing w:after="0" w:line="440" w:lineRule="exact"/>
-        <w:ind w:leftChars="0" w:right="0"/>
-        <w:rPr>
-          <w:szCs w:val="28"/>
-        </w:rPr>
-      </w:pPr>
-      <w:r>
-        <w:rPr>
-          <w:rFonts w:hint="eastAsia"/>
-          <w:szCs w:val="28"/>
-        </w:rPr>
-        <w:t>身體的氣味。【例】他多日未洗澡，身上散發出陣陣難聞的體味。</w:t>
-      </w:r>
-    </w:p>
-    <w:p>
-      <w:pPr>
-        <w:pStyle w:val="a9"/>
-        <w:numPr>
-          <w:ilvl w:val="0"/>
-          <w:numId w:val="22"/>
-        </w:numPr>
-        <w:spacing w:after="0" w:line="440" w:lineRule="exact"/>
-        <w:ind w:leftChars="0" w:right="0"/>
-        <w:rPr>
-          <w:szCs w:val="28"/>
-        </w:rPr>
-      </w:pPr>
-      <w:r>
-        <w:rPr>
-          <w:rFonts w:hint="eastAsia"/>
-          <w:szCs w:val="28"/>
-        </w:rPr>
-        <w:t>親自領略個中滋味。【例】進入職場以後，他深切體味到社會現實與工作壓力。</w:t>
+        <w:spacing w:after="0" w:line="400" w:lineRule="exact"/>
+        <w:ind w:leftChars="0" w:left="284" w:right="0" w:hanging="284"/>
+        <w:jc w:val="both"/>
+        <w:rPr>
+          <w:szCs w:val="28"/>
+        </w:rPr>
+      </w:pPr>
+      <w:r>
+        <w:rPr>
+          <w:rFonts w:hint="eastAsia"/>
+          <w:szCs w:val="28"/>
+        </w:rPr>
+        <w:t>惆悵</w:t>
+      </w:r>
+      <w:r>
+        <w:rPr>
+          <w:rFonts w:hint="eastAsia"/>
+          <w:szCs w:val="28"/>
+        </w:rPr>
+        <w:t>：</w:t>
+      </w:r>
+      <w:r>
+        <w:rPr>
+          <w:rFonts w:hint="eastAsia"/>
+          <w:szCs w:val="28"/>
+        </w:rPr>
+        <w:t>因失意、遺憾、感傷或懷念而產生的茫然與失落感。一種淡淡卻綿長的哀愁，多半帶有對過往美好事物的留戀，以及面對現況不可挽回時的無奈。</w:t>
       </w:r>
     </w:p>
     <w:p>
@@ -1899,18 +2053,19 @@
           <w:ilvl w:val="0"/>
           <w:numId w:val="1"/>
         </w:numPr>
-        <w:spacing w:after="0" w:line="440" w:lineRule="exact"/>
-        <w:ind w:leftChars="0" w:right="0"/>
-        <w:rPr>
-          <w:szCs w:val="28"/>
-        </w:rPr>
-      </w:pPr>
-      <w:r>
-        <w:rPr>
-          <w:rFonts w:hint="eastAsia"/>
-          <w:szCs w:val="28"/>
-        </w:rPr>
-        <w:t>意蘊</w:t>
+        <w:spacing w:after="0" w:line="400" w:lineRule="exact"/>
+        <w:ind w:leftChars="0" w:left="284" w:right="0" w:hanging="284"/>
+        <w:jc w:val="both"/>
+        <w:rPr>
+          <w:szCs w:val="28"/>
+        </w:rPr>
+      </w:pPr>
+      <w:r>
+        <w:rPr>
+          <w:rFonts w:hint="eastAsia"/>
+          <w:szCs w:val="28"/>
+        </w:rPr>
+        <w:t>輕重量化</w:t>
       </w:r>
       <w:r>
         <w:rPr>
@@ -1924,7 +2079,7 @@
           <w:rFonts w:hint="eastAsia"/>
           <w:szCs w:val="28"/>
         </w:rPr>
-        <w:t>即事物的內容或含義。</w:t>
+        <w:t>將無形、抽象、輕飄飄的心靈感受（如思念、哀愁），透過具體的重量、體積或單位來賦予實質感（例如著名的「載不動許多愁」）。這是一種化抽象為具體的修辭手法，讓讀者能透過物理上的「重」與「量」，真切感受到痛苦或悲傷的巨大壓迫感。</w:t>
       </w:r>
     </w:p>
     <w:p>
@@ -1934,25 +2089,59 @@
           <w:ilvl w:val="0"/>
           <w:numId w:val="1"/>
         </w:numPr>
-        <w:spacing w:after="0" w:line="440" w:lineRule="exact"/>
-        <w:ind w:leftChars="0" w:right="0"/>
-        <w:rPr>
-          <w:szCs w:val="28"/>
-        </w:rPr>
-      </w:pPr>
-      <w:r>
-        <w:rPr>
-          <w:rFonts w:hint="eastAsia"/>
-          <w:szCs w:val="28"/>
-        </w:rPr>
-        <w:t>融注</w:t>
-      </w:r>
-      <w:r>
-        <w:rPr>
-          <w:rFonts w:hint="eastAsia"/>
-          <w:szCs w:val="28"/>
-        </w:rPr>
-        <w:t>：融化、傾注。</w:t>
+        <w:spacing w:after="0" w:line="400" w:lineRule="exact"/>
+        <w:ind w:leftChars="0" w:left="284" w:right="0" w:hanging="284"/>
+        <w:jc w:val="both"/>
+        <w:rPr>
+          <w:szCs w:val="28"/>
+        </w:rPr>
+      </w:pPr>
+      <w:r>
+        <w:rPr>
+          <w:rFonts w:hint="eastAsia"/>
+          <w:szCs w:val="28"/>
+        </w:rPr>
+        <w:t>浪漫主義</w:t>
+      </w:r>
+      <w:r>
+        <w:rPr>
+          <w:rFonts w:hint="eastAsia"/>
+          <w:szCs w:val="28"/>
+        </w:rPr>
+        <w:t>：</w:t>
+      </w:r>
+      <w:r>
+        <w:rPr>
+          <w:rFonts w:hint="eastAsia"/>
+          <w:szCs w:val="28"/>
+        </w:rPr>
+        <w:t>一種文藝思潮與創作手法，強調突破現實約束，重在抒發強烈的主觀情感</w:t>
+      </w:r>
+      <w:r>
+        <w:rPr>
+          <w:szCs w:val="28"/>
+        </w:rPr>
+        <w:br/>
+      </w:r>
+      <w:r>
+        <w:rPr>
+          <w:rFonts w:hint="eastAsia"/>
+          <w:szCs w:val="28"/>
+        </w:rPr>
+        <w:t>、豐富的想像力，以及運用誇張、比喻來營造奇麗的意境。在此指不拘泥於客觀寫實</w:t>
+      </w:r>
+      <w:r>
+        <w:rPr>
+          <w:szCs w:val="28"/>
+        </w:rPr>
+        <w:br/>
+      </w:r>
+      <w:r>
+        <w:rPr>
+          <w:rFonts w:hint="eastAsia"/>
+          <w:szCs w:val="28"/>
+        </w:rPr>
+        <w:t>，透過極具感染力的想像（如將江水化為淚水），使情感表現得淋漓盡致。</w:t>
       </w:r>
     </w:p>
     <w:p>
@@ -1962,42 +2151,68 @@
           <w:ilvl w:val="0"/>
           <w:numId w:val="1"/>
         </w:numPr>
-        <w:spacing w:after="0" w:line="440" w:lineRule="exact"/>
+        <w:spacing w:after="0" w:line="400" w:lineRule="exact"/>
         <w:ind w:leftChars="0" w:right="0"/>
-        <w:rPr>
-          <w:szCs w:val="28"/>
-        </w:rPr>
-      </w:pPr>
-      <w:r>
-        <w:rPr>
-          <w:rFonts w:hint="eastAsia"/>
-          <w:szCs w:val="28"/>
-        </w:rPr>
-        <w:t>脫胎換骨：</w:t>
-      </w:r>
-      <w:r>
-        <w:rPr>
-          <w:rFonts w:hint="eastAsia"/>
-          <w:szCs w:val="28"/>
-        </w:rPr>
-        <w:t>原指修煉得道，脫換凡人的軀殼而成仙。比喻人澈底改變。</w:t>
-      </w:r>
-    </w:p>
-    <w:p>
-      <w:pPr>
-        <w:pStyle w:val="a9"/>
-        <w:spacing w:after="0" w:line="440" w:lineRule="exact"/>
-        <w:ind w:leftChars="0" w:right="0" w:firstLine="0"/>
-        <w:rPr>
-          <w:szCs w:val="28"/>
-        </w:rPr>
-      </w:pPr>
-      <w:r>
-        <w:rPr>
-          <w:rFonts w:hint="eastAsia"/>
-          <w:szCs w:val="28"/>
-        </w:rPr>
-        <w:t>【例】那個問題學生經過老師細心調教後，如今已脫胎換骨，完全不同於以往。</w:t>
+        <w:jc w:val="both"/>
+        <w:rPr>
+          <w:szCs w:val="28"/>
+        </w:rPr>
+      </w:pPr>
+      <w:r>
+        <w:rPr>
+          <w:rFonts w:hint="eastAsia"/>
+          <w:szCs w:val="28"/>
+        </w:rPr>
+        <w:t>嗟嘆</w:t>
+      </w:r>
+      <w:r>
+        <w:rPr>
+          <w:rFonts w:hint="eastAsia"/>
+          <w:szCs w:val="28"/>
+        </w:rPr>
+        <w:t>：</w:t>
+      </w:r>
+      <w:r>
+        <w:rPr>
+          <w:rFonts w:hint="eastAsia"/>
+          <w:szCs w:val="28"/>
+        </w:rPr>
+        <w:t>口中發出「</w:t>
+      </w:r>
+      <w:proofErr w:type="gramStart"/>
+      <w:r>
+        <w:rPr>
+          <w:rFonts w:hint="eastAsia"/>
+          <w:szCs w:val="28"/>
+        </w:rPr>
+        <w:t>嗟</w:t>
+      </w:r>
+      <w:proofErr w:type="gramEnd"/>
+      <w:r>
+        <w:rPr>
+          <w:rFonts w:hint="eastAsia"/>
+          <w:szCs w:val="28"/>
+        </w:rPr>
+        <w:t>」的嘆息聲，表示感慨、惋惜或無奈。伴隨著對命運、時光或人事全非的深</w:t>
+      </w:r>
+      <w:proofErr w:type="gramStart"/>
+      <w:r>
+        <w:rPr>
+          <w:rFonts w:hint="eastAsia"/>
+          <w:szCs w:val="28"/>
+        </w:rPr>
+        <w:t>沉</w:t>
+      </w:r>
+      <w:proofErr w:type="gramEnd"/>
+      <w:r>
+        <w:rPr>
+          <w:rFonts w:hint="eastAsia"/>
+          <w:szCs w:val="28"/>
+        </w:rPr>
+        <w:t>反思，流露出內心無法</w:t>
+      </w:r>
+      <w:r>
+        <w:t>排解的抑鬱與悲涼。</w:t>
       </w:r>
     </w:p>
     <w:p>
@@ -2007,18 +2222,19 @@
           <w:ilvl w:val="0"/>
           <w:numId w:val="1"/>
         </w:numPr>
-        <w:spacing w:after="0" w:line="440" w:lineRule="exact"/>
-        <w:ind w:leftChars="0" w:right="0"/>
-        <w:rPr>
-          <w:szCs w:val="28"/>
-        </w:rPr>
-      </w:pPr>
-      <w:r>
-        <w:rPr>
-          <w:rFonts w:hint="eastAsia"/>
-          <w:szCs w:val="28"/>
-        </w:rPr>
-        <w:t>點鐵成金</w:t>
+        <w:spacing w:after="0" w:line="400" w:lineRule="exact"/>
+        <w:ind w:leftChars="0" w:left="284" w:right="0" w:hanging="284"/>
+        <w:jc w:val="both"/>
+        <w:rPr>
+          <w:szCs w:val="28"/>
+        </w:rPr>
+      </w:pPr>
+      <w:r>
+        <w:rPr>
+          <w:rFonts w:hint="eastAsia"/>
+          <w:szCs w:val="28"/>
+        </w:rPr>
+        <w:t>餘音繞樑</w:t>
       </w:r>
       <w:r>
         <w:rPr>
@@ -2032,24 +2248,23 @@
           <w:rFonts w:hint="eastAsia"/>
           <w:szCs w:val="28"/>
         </w:rPr>
-        <w:t>用手指或靈丹，將鐵塊點化成黃金。比喻善於運用文字，能演化出新的意境，或化腐朽為神奇。</w:t>
-      </w:r>
-    </w:p>
-    <w:p>
-      <w:pPr>
-        <w:pStyle w:val="a9"/>
-        <w:spacing w:after="0" w:line="440" w:lineRule="exact"/>
-        <w:ind w:leftChars="0" w:right="0" w:firstLine="0"/>
-        <w:rPr>
-          <w:szCs w:val="28"/>
-        </w:rPr>
-      </w:pPr>
-      <w:r>
-        <w:rPr>
-          <w:rFonts w:hint="eastAsia"/>
-          <w:szCs w:val="28"/>
-        </w:rPr>
-        <w:t>【例】他擅長將古人的句子引入文章中，常能產生點石成金的效果。</w:t>
+        <w:t>相傳古代歌手韓娥歌唱完畢後，音調餘音仍在屋</w:t>
+      </w:r>
+      <w:proofErr w:type="gramStart"/>
+      <w:r>
+        <w:rPr>
+          <w:rFonts w:hint="eastAsia"/>
+          <w:szCs w:val="28"/>
+        </w:rPr>
+        <w:t>樑</w:t>
+      </w:r>
+      <w:proofErr w:type="gramEnd"/>
+      <w:r>
+        <w:rPr>
+          <w:rFonts w:hint="eastAsia"/>
+          <w:szCs w:val="28"/>
+        </w:rPr>
+        <w:t>間迴旋三天不散。後用來形容歌聲優美，或好的文藝作品意境深遠、耐人尋味。指作品雖然結束了，但那股情緒和美感依然在讀者心中激盪、久久無法平息。</w:t>
       </w:r>
     </w:p>
     <w:p>
@@ -2059,58 +2274,30 @@
           <w:ilvl w:val="0"/>
           <w:numId w:val="1"/>
         </w:numPr>
-        <w:spacing w:after="0" w:line="440" w:lineRule="exact"/>
-        <w:ind w:leftChars="0" w:right="0"/>
-        <w:rPr>
-          <w:szCs w:val="28"/>
-        </w:rPr>
-      </w:pPr>
-      <w:r>
-        <w:rPr>
-          <w:rFonts w:hint="eastAsia"/>
-          <w:szCs w:val="28"/>
-        </w:rPr>
-        <w:t>縝</w:t>
-      </w:r>
-      <w:r>
-        <w:rPr>
-          <w:rFonts w:hint="eastAsia"/>
-          <w:szCs w:val="28"/>
-        </w:rPr>
-        <w:t>(</w:t>
-      </w:r>
-      <w:r>
-        <w:rPr>
-          <w:rFonts w:hint="eastAsia"/>
-          <w:color w:val="FF0000"/>
-          <w:sz w:val="16"/>
-          <w:szCs w:val="16"/>
-        </w:rPr>
-        <w:t>ㄓㄣ</w:t>
-      </w:r>
-      <w:r>
-        <w:rPr>
-          <w:rFonts w:hint="eastAsia"/>
-          <w:color w:val="FF0000"/>
-          <w:sz w:val="16"/>
-          <w:szCs w:val="16"/>
-        </w:rPr>
-        <w:t>ˇ</w:t>
-      </w:r>
-      <w:r>
-        <w:rPr>
-          <w:rFonts w:hint="eastAsia"/>
-          <w:szCs w:val="28"/>
-        </w:rPr>
-        <w:t>)</w:t>
-      </w:r>
-      <w:r>
-        <w:rPr>
-          <w:rFonts w:hint="eastAsia"/>
-          <w:szCs w:val="28"/>
-        </w:rPr>
-        <w:t>密</w:t>
-      </w:r>
+        <w:spacing w:after="0" w:line="400" w:lineRule="exact"/>
+        <w:ind w:leftChars="0" w:left="284" w:right="0" w:hanging="284"/>
+        <w:jc w:val="both"/>
+        <w:rPr>
+          <w:rFonts w:hint="eastAsia"/>
+          <w:szCs w:val="28"/>
+        </w:rPr>
+      </w:pPr>
+      <w:r>
+        <w:rPr>
+          <w:rFonts w:hint="eastAsia"/>
+          <w:szCs w:val="28"/>
+        </w:rPr>
+        <w:t>動人心</w:t>
+      </w:r>
+      <w:proofErr w:type="gramStart"/>
+      <w:r>
+        <w:rPr>
+          <w:rFonts w:hint="eastAsia"/>
+          <w:szCs w:val="28"/>
+        </w:rPr>
+        <w:t>魄</w:t>
+      </w:r>
+      <w:proofErr w:type="gramEnd"/>
       <w:r>
         <w:rPr>
           <w:rFonts w:hint="eastAsia"/>
@@ -2123,63 +2310,11 @@
           <w:rFonts w:hint="eastAsia"/>
           <w:szCs w:val="28"/>
         </w:rPr>
-        <w:t>周密、謹慎細心。</w:t>
-      </w:r>
-    </w:p>
-    <w:p>
-      <w:pPr>
-        <w:pStyle w:val="a9"/>
-        <w:spacing w:after="0" w:line="440" w:lineRule="exact"/>
-        <w:ind w:leftChars="0" w:right="0" w:firstLine="0"/>
-        <w:rPr>
-          <w:szCs w:val="28"/>
-        </w:rPr>
-      </w:pPr>
-      <w:r>
-        <w:rPr>
-          <w:rFonts w:hint="eastAsia"/>
-          <w:szCs w:val="28"/>
-        </w:rPr>
-        <w:t>【例】這個計畫事先經過縝密的研究和討論，因此進行起來十分順利。</w:t>
-      </w:r>
-    </w:p>
-    <w:p>
-      <w:pPr>
-        <w:pStyle w:val="a9"/>
-        <w:numPr>
-          <w:ilvl w:val="0"/>
-          <w:numId w:val="1"/>
-        </w:numPr>
-        <w:spacing w:after="0" w:line="440" w:lineRule="exact"/>
-        <w:ind w:leftChars="0" w:right="0"/>
-        <w:rPr>
-          <w:szCs w:val="28"/>
-        </w:rPr>
-      </w:pPr>
-      <w:r>
-        <w:rPr>
-          <w:rFonts w:hint="eastAsia"/>
-          <w:szCs w:val="28"/>
-        </w:rPr>
-        <w:t>印</w:t>
-      </w:r>
-      <w:r>
-        <w:rPr>
-          <w:rFonts w:hint="eastAsia"/>
-          <w:szCs w:val="28"/>
-        </w:rPr>
-        <w:t>：</w:t>
-      </w:r>
-      <w:r>
-        <w:rPr>
-          <w:rFonts w:hint="eastAsia"/>
-          <w:szCs w:val="28"/>
-        </w:rPr>
-        <w:t>在這些例句中，是作者對詩句的一種表達方式，它可以是對詩句的認可、喜愛、理解或感受。</w:t>
+        <w:t>形容使人感動或震撼的程度極深，彷彿連靈魂都受到撼動。指作品具有強大的藝術穿透力與情感共鳴，能直擊人心最柔軟或最脆弱的深處。</w:t>
       </w:r>
     </w:p>
     <w:sectPr>
-      <w:footerReference w:type="default" r:id="rId9"/>
+      <w:footerReference w:type="default" r:id="rId10"/>
       <w:pgSz w:w="11906" w:h="16838"/>
       <w:pgMar w:top="567" w:right="567" w:bottom="567" w:left="567" w:header="0" w:footer="0" w:gutter="0"/>
       <w:cols w:space="720"/>
@@ -2190,7 +2325,7 @@
 </file>
 
 <file path=word/endnotes.xml><?xml version="1.0" encoding="utf-8"?>
-<w:endnotes xmlns:wpc="http://schemas.microsoft.com/office/word/2010/wordprocessingCanvas" xmlns:cx="http://schemas.microsoft.com/office/drawing/2014/chartex" xmlns:cx1="http://schemas.microsoft.com/office/drawing/2015/9/8/chartex" xmlns:cx2="http://schemas.microsoft.com/office/drawing/2015/10/21/chartex" xmlns:cx3="http://schemas.microsoft.com/office/drawing/2016/5/9/chartex" xmlns:cx4="http://schemas.microsoft.com/office/drawing/2016/5/10/chartex" xmlns:cx5="http://schemas.microsoft.com/office/drawing/2016/5/11/chartex" xmlns:cx6="http://schemas.microsoft.com/office/drawing/2016/5/12/chartex" xmlns:cx7="http://schemas.microsoft.com/office/drawing/2016/5/13/chartex" xmlns:cx8="http://schemas.microsoft.com/office/drawing/2016/5/14/chartex" xmlns:mc="http://schemas.openxmlformats.org/markup-compatibility/2006" xmlns:aink="http://schemas.microsoft.com/office/drawing/2016/ink" xmlns:am3d="http://schemas.microsoft.com/office/drawing/2017/model3d" xmlns:o="urn:schemas-microsoft-com:office:office" xmlns:oel="http://schemas.microsoft.com/office/2019/extlst" xmlns:r="http://schemas.openxmlformats.org/officeDocument/2006/relationships" xmlns:m="http://schemas.openxmlformats.org/officeDocument/2006/math" xmlns:v="urn:schemas-microsoft-com:vml" xmlns:wp14="http://schemas.microsoft.com/office/word/2010/wordprocessingDrawing" xmlns:wp="http://schemas.openxmlformats.org/drawingml/2006/wordprocessingDrawing" xmlns:w10="urn:schemas-microsoft-com:office:word" xmlns:w="http://schemas.openxmlformats.org/wordprocessingml/2006/main" xmlns:w14="http://schemas.microsoft.com/office/word/2010/wordml" xmlns:w15="http://schemas.microsoft.com/office/word/2012/wordml" xmlns:w16cex="http://schemas.microsoft.com/office/word/2018/wordml/cex" xmlns:w16cid="http://schemas.microsoft.com/office/word/2016/wordml/cid" xmlns:w16="http://schemas.microsoft.com/office/word/2018/wordml" xmlns:w16sdtdh="http://schemas.microsoft.com/office/word/2020/wordml/sdtdatahash" xmlns:w16se="http://schemas.microsoft.com/office/word/2015/wordml/symex" xmlns:wpg="http://schemas.microsoft.com/office/word/2010/wordprocessingGroup" xmlns:wpi="http://schemas.microsoft.com/office/word/2010/wordprocessingInk" xmlns:wne="http://schemas.microsoft.com/office/word/2006/wordml" xmlns:wps="http://schemas.microsoft.com/office/word/2010/wordprocessingShape" mc:Ignorable="w14 w15 w16se w16cid w16 w16cex w16sdtdh wp14">
+<w:endnotes xmlns:wpc="http://schemas.microsoft.com/office/word/2010/wordprocessingCanvas" xmlns:cx="http://schemas.microsoft.com/office/drawing/2014/chartex" xmlns:cx1="http://schemas.microsoft.com/office/drawing/2015/9/8/chartex" xmlns:cx2="http://schemas.microsoft.com/office/drawing/2015/10/21/chartex" xmlns:cx3="http://schemas.microsoft.com/office/drawing/2016/5/9/chartex" xmlns:cx4="http://schemas.microsoft.com/office/drawing/2016/5/10/chartex" xmlns:cx5="http://schemas.microsoft.com/office/drawing/2016/5/11/chartex" xmlns:cx6="http://schemas.microsoft.com/office/drawing/2016/5/12/chartex" xmlns:cx7="http://schemas.microsoft.com/office/drawing/2016/5/13/chartex" xmlns:cx8="http://schemas.microsoft.com/office/drawing/2016/5/14/chartex" xmlns:mc="http://schemas.openxmlformats.org/markup-compatibility/2006" xmlns:aink="http://schemas.microsoft.com/office/drawing/2016/ink" xmlns:am3d="http://schemas.microsoft.com/office/drawing/2017/model3d" xmlns:o="urn:schemas-microsoft-com:office:office" xmlns:r="http://schemas.openxmlformats.org/officeDocument/2006/relationships" xmlns:m="http://schemas.openxmlformats.org/officeDocument/2006/math" xmlns:v="urn:schemas-microsoft-com:vml" xmlns:wp14="http://schemas.microsoft.com/office/word/2010/wordprocessingDrawing" xmlns:wp="http://schemas.openxmlformats.org/drawingml/2006/wordprocessingDrawing" xmlns:w10="urn:schemas-microsoft-com:office:word" xmlns:w="http://schemas.openxmlformats.org/wordprocessingml/2006/main" xmlns:w14="http://schemas.microsoft.com/office/word/2010/wordml" xmlns:w15="http://schemas.microsoft.com/office/word/2012/wordml" xmlns:w16cex="http://schemas.microsoft.com/office/word/2018/wordml/cex" xmlns:w16cid="http://schemas.microsoft.com/office/word/2016/wordml/cid" xmlns:w16="http://schemas.microsoft.com/office/word/2018/wordml" xmlns:w16sdtdh="http://schemas.microsoft.com/office/word/2020/wordml/sdtdatahash" xmlns:w16se="http://schemas.microsoft.com/office/word/2015/wordml/symex" xmlns:wpg="http://schemas.microsoft.com/office/word/2010/wordprocessingGroup" xmlns:wpi="http://schemas.microsoft.com/office/word/2010/wordprocessingInk" xmlns:wne="http://schemas.microsoft.com/office/word/2006/wordml" xmlns:wps="http://schemas.microsoft.com/office/word/2010/wordprocessingShape" mc:Ignorable="w14 w15 w16se w16cid w16 w16cex w16sdtdh wp14">
   <w:endnote w:type="separator" w:id="-1">
     <w:p>
       <w:pPr>
@@ -2215,7 +2350,7 @@
 </file>
 
 <file path=word/footer1.xml><?xml version="1.0" encoding="utf-8"?>
-<w:ftr xmlns:wpc="http://schemas.microsoft.com/office/word/2010/wordprocessingCanvas" xmlns:cx="http://schemas.microsoft.com/office/drawing/2014/chartex" xmlns:cx1="http://schemas.microsoft.com/office/drawing/2015/9/8/chartex" xmlns:cx2="http://schemas.microsoft.com/office/drawing/2015/10/21/chartex" xmlns:cx3="http://schemas.microsoft.com/office/drawing/2016/5/9/chartex" xmlns:cx4="http://schemas.microsoft.com/office/drawing/2016/5/10/chartex" xmlns:cx5="http://schemas.microsoft.com/office/drawing/2016/5/11/chartex" xmlns:cx6="http://schemas.microsoft.com/office/drawing/2016/5/12/chartex" xmlns:cx7="http://schemas.microsoft.com/office/drawing/2016/5/13/chartex" xmlns:cx8="http://schemas.microsoft.com/office/drawing/2016/5/14/chartex" xmlns:mc="http://schemas.openxmlformats.org/markup-compatibility/2006" xmlns:aink="http://schemas.microsoft.com/office/drawing/2016/ink" xmlns:am3d="http://schemas.microsoft.com/office/drawing/2017/model3d" xmlns:o="urn:schemas-microsoft-com:office:office" xmlns:oel="http://schemas.microsoft.com/office/2019/extlst" xmlns:r="http://schemas.openxmlformats.org/officeDocument/2006/relationships" xmlns:m="http://schemas.openxmlformats.org/officeDocument/2006/math" xmlns:v="urn:schemas-microsoft-com:vml" xmlns:wp14="http://schemas.microsoft.com/office/word/2010/wordprocessingDrawing" xmlns:wp="http://schemas.openxmlformats.org/drawingml/2006/wordprocessingDrawing" xmlns:w10="urn:schemas-microsoft-com:office:word" xmlns:w="http://schemas.openxmlformats.org/wordprocessingml/2006/main" xmlns:w14="http://schemas.microsoft.com/office/word/2010/wordml" xmlns:w15="http://schemas.microsoft.com/office/word/2012/wordml" xmlns:w16cex="http://schemas.microsoft.com/office/word/2018/wordml/cex" xmlns:w16cid="http://schemas.microsoft.com/office/word/2016/wordml/cid" xmlns:w16="http://schemas.microsoft.com/office/word/2018/wordml" xmlns:w16sdtdh="http://schemas.microsoft.com/office/word/2020/wordml/sdtdatahash" xmlns:w16se="http://schemas.microsoft.com/office/word/2015/wordml/symex" xmlns:wpg="http://schemas.microsoft.com/office/word/2010/wordprocessingGroup" xmlns:wpi="http://schemas.microsoft.com/office/word/2010/wordprocessingInk" xmlns:wne="http://schemas.microsoft.com/office/word/2006/wordml" xmlns:wps="http://schemas.microsoft.com/office/word/2010/wordprocessingShape" mc:Ignorable="w14 w15 w16se w16cid w16 w16cex w16sdtdh wp14">
+<w:ftr xmlns:wpc="http://schemas.microsoft.com/office/word/2010/wordprocessingCanvas" xmlns:cx="http://schemas.microsoft.com/office/drawing/2014/chartex" xmlns:cx1="http://schemas.microsoft.com/office/drawing/2015/9/8/chartex" xmlns:cx2="http://schemas.microsoft.com/office/drawing/2015/10/21/chartex" xmlns:cx3="http://schemas.microsoft.com/office/drawing/2016/5/9/chartex" xmlns:cx4="http://schemas.microsoft.com/office/drawing/2016/5/10/chartex" xmlns:cx5="http://schemas.microsoft.com/office/drawing/2016/5/11/chartex" xmlns:cx6="http://schemas.microsoft.com/office/drawing/2016/5/12/chartex" xmlns:cx7="http://schemas.microsoft.com/office/drawing/2016/5/13/chartex" xmlns:cx8="http://schemas.microsoft.com/office/drawing/2016/5/14/chartex" xmlns:mc="http://schemas.openxmlformats.org/markup-compatibility/2006" xmlns:aink="http://schemas.microsoft.com/office/drawing/2016/ink" xmlns:am3d="http://schemas.microsoft.com/office/drawing/2017/model3d" xmlns:o="urn:schemas-microsoft-com:office:office" xmlns:r="http://schemas.openxmlformats.org/officeDocument/2006/relationships" xmlns:m="http://schemas.openxmlformats.org/officeDocument/2006/math" xmlns:v="urn:schemas-microsoft-com:vml" xmlns:wp14="http://schemas.microsoft.com/office/word/2010/wordprocessingDrawing" xmlns:wp="http://schemas.openxmlformats.org/drawingml/2006/wordprocessingDrawing" xmlns:w10="urn:schemas-microsoft-com:office:word" xmlns:w="http://schemas.openxmlformats.org/wordprocessingml/2006/main" xmlns:w14="http://schemas.microsoft.com/office/word/2010/wordml" xmlns:w15="http://schemas.microsoft.com/office/word/2012/wordml" xmlns:w16cex="http://schemas.microsoft.com/office/word/2018/wordml/cex" xmlns:w16cid="http://schemas.microsoft.com/office/word/2016/wordml/cid" xmlns:w16="http://schemas.microsoft.com/office/word/2018/wordml" xmlns:w16sdtdh="http://schemas.microsoft.com/office/word/2020/wordml/sdtdatahash" xmlns:w16se="http://schemas.microsoft.com/office/word/2015/wordml/symex" xmlns:wpg="http://schemas.microsoft.com/office/word/2010/wordprocessingGroup" xmlns:wpi="http://schemas.microsoft.com/office/word/2010/wordprocessingInk" xmlns:wne="http://schemas.microsoft.com/office/word/2006/wordml" xmlns:wps="http://schemas.microsoft.com/office/word/2010/wordprocessingShape" mc:Ignorable="w14 w15 w16se w16cid w16 w16cex w16sdtdh wp14">
   <w:sdt>
     <w:sdtPr>
       <w:id w:val="1495451635"/>
@@ -2224,10 +2359,12 @@
         <w:docPartUnique/>
       </w:docPartObj>
     </w:sdtPr>
+    <w:sdtEndPr/>
     <w:sdtContent>
       <w:p>
         <w:pPr>
           <w:pStyle w:val="a5"/>
+          <w:ind w:right="-1"/>
           <w:jc w:val="right"/>
         </w:pPr>
         <w:r>
@@ -2281,7 +2418,7 @@
 </file>
 
 <file path=word/footnotes.xml><?xml version="1.0" encoding="utf-8"?>
-<w:footnotes xmlns:wpc="http://schemas.microsoft.com/office/word/2010/wordprocessingCanvas" xmlns:cx="http://schemas.microsoft.com/office/drawing/2014/chartex" xmlns:cx1="http://schemas.microsoft.com/office/drawing/2015/9/8/chartex" xmlns:cx2="http://schemas.microsoft.com/office/drawing/2015/10/21/chartex" xmlns:cx3="http://schemas.microsoft.com/office/drawing/2016/5/9/chartex" xmlns:cx4="http://schemas.microsoft.com/office/drawing/2016/5/10/chartex" xmlns:cx5="http://schemas.microsoft.com/office/drawing/2016/5/11/chartex" xmlns:cx6="http://schemas.microsoft.com/office/drawing/2016/5/12/chartex" xmlns:cx7="http://schemas.microsoft.com/office/drawing/2016/5/13/chartex" xmlns:cx8="http://schemas.microsoft.com/office/drawing/2016/5/14/chartex" xmlns:mc="http://schemas.openxmlformats.org/markup-compatibility/2006" xmlns:aink="http://schemas.microsoft.com/office/drawing/2016/ink" xmlns:am3d="http://schemas.microsoft.com/office/drawing/2017/model3d" xmlns:o="urn:schemas-microsoft-com:office:office" xmlns:oel="http://schemas.microsoft.com/office/2019/extlst" xmlns:r="http://schemas.openxmlformats.org/officeDocument/2006/relationships" xmlns:m="http://schemas.openxmlformats.org/officeDocument/2006/math" xmlns:v="urn:schemas-microsoft-com:vml" xmlns:wp14="http://schemas.microsoft.com/office/word/2010/wordprocessingDrawing" xmlns:wp="http://schemas.openxmlformats.org/drawingml/2006/wordprocessingDrawing" xmlns:w10="urn:schemas-microsoft-com:office:word" xmlns:w="http://schemas.openxmlformats.org/wordprocessingml/2006/main" xmlns:w14="http://schemas.microsoft.com/office/word/2010/wordml" xmlns:w15="http://schemas.microsoft.com/office/word/2012/wordml" xmlns:w16cex="http://schemas.microsoft.com/office/word/2018/wordml/cex" xmlns:w16cid="http://schemas.microsoft.com/office/word/2016/wordml/cid" xmlns:w16="http://schemas.microsoft.com/office/word/2018/wordml" xmlns:w16sdtdh="http://schemas.microsoft.com/office/word/2020/wordml/sdtdatahash" xmlns:w16se="http://schemas.microsoft.com/office/word/2015/wordml/symex" xmlns:wpg="http://schemas.microsoft.com/office/word/2010/wordprocessingGroup" xmlns:wpi="http://schemas.microsoft.com/office/word/2010/wordprocessingInk" xmlns:wne="http://schemas.microsoft.com/office/word/2006/wordml" xmlns:wps="http://schemas.microsoft.com/office/word/2010/wordprocessingShape" mc:Ignorable="w14 w15 w16se w16cid w16 w16cex w16sdtdh wp14">
+<w:footnotes xmlns:wpc="http://schemas.microsoft.com/office/word/2010/wordprocessingCanvas" xmlns:cx="http://schemas.microsoft.com/office/drawing/2014/chartex" xmlns:cx1="http://schemas.microsoft.com/office/drawing/2015/9/8/chartex" xmlns:cx2="http://schemas.microsoft.com/office/drawing/2015/10/21/chartex" xmlns:cx3="http://schemas.microsoft.com/office/drawing/2016/5/9/chartex" xmlns:cx4="http://schemas.microsoft.com/office/drawing/2016/5/10/chartex" xmlns:cx5="http://schemas.microsoft.com/office/drawing/2016/5/11/chartex" xmlns:cx6="http://schemas.microsoft.com/office/drawing/2016/5/12/chartex" xmlns:cx7="http://schemas.microsoft.com/office/drawing/2016/5/13/chartex" xmlns:cx8="http://schemas.microsoft.com/office/drawing/2016/5/14/chartex" xmlns:mc="http://schemas.openxmlformats.org/markup-compatibility/2006" xmlns:aink="http://schemas.microsoft.com/office/drawing/2016/ink" xmlns:am3d="http://schemas.microsoft.com/office/drawing/2017/model3d" xmlns:o="urn:schemas-microsoft-com:office:office" xmlns:r="http://schemas.openxmlformats.org/officeDocument/2006/relationships" xmlns:m="http://schemas.openxmlformats.org/officeDocument/2006/math" xmlns:v="urn:schemas-microsoft-com:vml" xmlns:wp14="http://schemas.microsoft.com/office/word/2010/wordprocessingDrawing" xmlns:wp="http://schemas.openxmlformats.org/drawingml/2006/wordprocessingDrawing" xmlns:w10="urn:schemas-microsoft-com:office:word" xmlns:w="http://schemas.openxmlformats.org/wordprocessingml/2006/main" xmlns:w14="http://schemas.microsoft.com/office/word/2010/wordml" xmlns:w15="http://schemas.microsoft.com/office/word/2012/wordml" xmlns:w16cex="http://schemas.microsoft.com/office/word/2018/wordml/cex" xmlns:w16cid="http://schemas.microsoft.com/office/word/2016/wordml/cid" xmlns:w16="http://schemas.microsoft.com/office/word/2018/wordml" xmlns:w16sdtdh="http://schemas.microsoft.com/office/word/2020/wordml/sdtdatahash" xmlns:w16se="http://schemas.microsoft.com/office/word/2015/wordml/symex" xmlns:wpg="http://schemas.microsoft.com/office/word/2010/wordprocessingGroup" xmlns:wpi="http://schemas.microsoft.com/office/word/2010/wordprocessingInk" xmlns:wne="http://schemas.microsoft.com/office/word/2006/wordml" xmlns:wps="http://schemas.microsoft.com/office/word/2010/wordprocessingShape" mc:Ignorable="w14 w15 w16se w16cid w16 w16cex w16sdtdh wp14">
   <w:footnote w:type="separator" w:id="-1">
     <w:p>
       <w:pPr>
@@ -2306,7 +2443,7 @@
 </file>
 
 <file path=word/numbering.xml><?xml version="1.0" encoding="utf-8"?>
-<w:numbering xmlns:wpc="http://schemas.microsoft.com/office/word/2010/wordprocessingCanvas" xmlns:cx="http://schemas.microsoft.com/office/drawing/2014/chartex" xmlns:cx1="http://schemas.microsoft.com/office/drawing/2015/9/8/chartex" xmlns:cx2="http://schemas.microsoft.com/office/drawing/2015/10/21/chartex" xmlns:cx3="http://schemas.microsoft.com/office/drawing/2016/5/9/chartex" xmlns:cx4="http://schemas.microsoft.com/office/drawing/2016/5/10/chartex" xmlns:cx5="http://schemas.microsoft.com/office/drawing/2016/5/11/chartex" xmlns:cx6="http://schemas.microsoft.com/office/drawing/2016/5/12/chartex" xmlns:cx7="http://schemas.microsoft.com/office/drawing/2016/5/13/chartex" xmlns:cx8="http://schemas.microsoft.com/office/drawing/2016/5/14/chartex" xmlns:mc="http://schemas.openxmlformats.org/markup-compatibility/2006" xmlns:aink="http://schemas.microsoft.com/office/drawing/2016/ink" xmlns:am3d="http://schemas.microsoft.com/office/drawing/2017/model3d" xmlns:o="urn:schemas-microsoft-com:office:office" xmlns:oel="http://schemas.microsoft.com/office/2019/extlst" xmlns:r="http://schemas.openxmlformats.org/officeDocument/2006/relationships" xmlns:m="http://schemas.openxmlformats.org/officeDocument/2006/math" xmlns:v="urn:schemas-microsoft-com:vml" xmlns:wp14="http://schemas.microsoft.com/office/word/2010/wordprocessingDrawing" xmlns:wp="http://schemas.openxmlformats.org/drawingml/2006/wordprocessingDrawing" xmlns:w10="urn:schemas-microsoft-com:office:word" xmlns:w="http://schemas.openxmlformats.org/wordprocessingml/2006/main" xmlns:w14="http://schemas.microsoft.com/office/word/2010/wordml" xmlns:w15="http://schemas.microsoft.com/office/word/2012/wordml" xmlns:w16cex="http://schemas.microsoft.com/office/word/2018/wordml/cex" xmlns:w16cid="http://schemas.microsoft.com/office/word/2016/wordml/cid" xmlns:w16="http://schemas.microsoft.com/office/word/2018/wordml" xmlns:w16sdtdh="http://schemas.microsoft.com/office/word/2020/wordml/sdtdatahash" xmlns:w16se="http://schemas.microsoft.com/office/word/2015/wordml/symex" xmlns:wpg="http://schemas.microsoft.com/office/word/2010/wordprocessingGroup" xmlns:wpi="http://schemas.microsoft.com/office/word/2010/wordprocessingInk" xmlns:wne="http://schemas.microsoft.com/office/word/2006/wordml" xmlns:wps="http://schemas.microsoft.com/office/word/2010/wordprocessingShape" mc:Ignorable="w14 w15 w16se w16cid w16 w16cex w16sdtdh wp14">
+<w:numbering xmlns:wpc="http://schemas.microsoft.com/office/word/2010/wordprocessingCanvas" xmlns:cx="http://schemas.microsoft.com/office/drawing/2014/chartex" xmlns:cx1="http://schemas.microsoft.com/office/drawing/2015/9/8/chartex" xmlns:cx2="http://schemas.microsoft.com/office/drawing/2015/10/21/chartex" xmlns:cx3="http://schemas.microsoft.com/office/drawing/2016/5/9/chartex" xmlns:cx4="http://schemas.microsoft.com/office/drawing/2016/5/10/chartex" xmlns:cx5="http://schemas.microsoft.com/office/drawing/2016/5/11/chartex" xmlns:cx6="http://schemas.microsoft.com/office/drawing/2016/5/12/chartex" xmlns:cx7="http://schemas.microsoft.com/office/drawing/2016/5/13/chartex" xmlns:cx8="http://schemas.microsoft.com/office/drawing/2016/5/14/chartex" xmlns:mc="http://schemas.openxmlformats.org/markup-compatibility/2006" xmlns:aink="http://schemas.microsoft.com/office/drawing/2016/ink" xmlns:am3d="http://schemas.microsoft.com/office/drawing/2017/model3d" xmlns:o="urn:schemas-microsoft-com:office:office" xmlns:r="http://schemas.openxmlformats.org/officeDocument/2006/relationships" xmlns:m="http://schemas.openxmlformats.org/officeDocument/2006/math" xmlns:v="urn:schemas-microsoft-com:vml" xmlns:wp14="http://schemas.microsoft.com/office/word/2010/wordprocessingDrawing" xmlns:wp="http://schemas.openxmlformats.org/drawingml/2006/wordprocessingDrawing" xmlns:w10="urn:schemas-microsoft-com:office:word" xmlns:w="http://schemas.openxmlformats.org/wordprocessingml/2006/main" xmlns:w14="http://schemas.microsoft.com/office/word/2010/wordml" xmlns:w15="http://schemas.microsoft.com/office/word/2012/wordml" xmlns:w16cex="http://schemas.microsoft.com/office/word/2018/wordml/cex" xmlns:w16cid="http://schemas.microsoft.com/office/word/2016/wordml/cid" xmlns:w16="http://schemas.microsoft.com/office/word/2018/wordml" xmlns:w16sdtdh="http://schemas.microsoft.com/office/word/2020/wordml/sdtdatahash" xmlns:w16se="http://schemas.microsoft.com/office/word/2015/wordml/symex" xmlns:wpg="http://schemas.microsoft.com/office/word/2010/wordprocessingGroup" xmlns:wpi="http://schemas.microsoft.com/office/word/2010/wordprocessingInk" xmlns:wne="http://schemas.microsoft.com/office/word/2006/wordml" xmlns:wps="http://schemas.microsoft.com/office/word/2010/wordprocessingShape" mc:Ignorable="w14 w15 w16se w16cid w16 w16cex w16sdtdh wp14">
   <w:abstractNum w:abstractNumId="0" w15:restartNumberingAfterBreak="0">
     <w:nsid w:val="05E96A11"/>
     <w:multiLevelType w:val="hybridMultilevel"/>
@@ -4746,70 +4883,70 @@
       </w:rPr>
     </w:lvl>
   </w:abstractNum>
-  <w:num w:numId="1" w16cid:durableId="1886287229">
+  <w:num w:numId="1">
     <w:abstractNumId w:val="12"/>
   </w:num>
-  <w:num w:numId="2" w16cid:durableId="1824539277">
+  <w:num w:numId="2">
     <w:abstractNumId w:val="10"/>
   </w:num>
-  <w:num w:numId="3" w16cid:durableId="1472167375">
+  <w:num w:numId="3">
     <w:abstractNumId w:val="14"/>
   </w:num>
-  <w:num w:numId="4" w16cid:durableId="739136728">
+  <w:num w:numId="4">
     <w:abstractNumId w:val="3"/>
   </w:num>
-  <w:num w:numId="5" w16cid:durableId="1093624856">
+  <w:num w:numId="5">
     <w:abstractNumId w:val="4"/>
   </w:num>
-  <w:num w:numId="6" w16cid:durableId="1155954984">
+  <w:num w:numId="6">
     <w:abstractNumId w:val="16"/>
   </w:num>
-  <w:num w:numId="7" w16cid:durableId="740833438">
+  <w:num w:numId="7">
     <w:abstractNumId w:val="6"/>
   </w:num>
-  <w:num w:numId="8" w16cid:durableId="804740332">
+  <w:num w:numId="8">
     <w:abstractNumId w:val="5"/>
   </w:num>
-  <w:num w:numId="9" w16cid:durableId="62259871">
+  <w:num w:numId="9">
     <w:abstractNumId w:val="21"/>
   </w:num>
-  <w:num w:numId="10" w16cid:durableId="1304115440">
+  <w:num w:numId="10">
     <w:abstractNumId w:val="2"/>
   </w:num>
-  <w:num w:numId="11" w16cid:durableId="479421279">
+  <w:num w:numId="11">
     <w:abstractNumId w:val="17"/>
   </w:num>
-  <w:num w:numId="12" w16cid:durableId="1553422234">
+  <w:num w:numId="12">
     <w:abstractNumId w:val="0"/>
   </w:num>
-  <w:num w:numId="13" w16cid:durableId="1801067062">
+  <w:num w:numId="13">
     <w:abstractNumId w:val="9"/>
   </w:num>
-  <w:num w:numId="14" w16cid:durableId="584149276">
+  <w:num w:numId="14">
     <w:abstractNumId w:val="11"/>
   </w:num>
-  <w:num w:numId="15" w16cid:durableId="714080753">
+  <w:num w:numId="15">
     <w:abstractNumId w:val="8"/>
   </w:num>
-  <w:num w:numId="16" w16cid:durableId="112020487">
+  <w:num w:numId="16">
     <w:abstractNumId w:val="18"/>
   </w:num>
-  <w:num w:numId="17" w16cid:durableId="909540540">
+  <w:num w:numId="17">
     <w:abstractNumId w:val="1"/>
   </w:num>
-  <w:num w:numId="18" w16cid:durableId="470556945">
+  <w:num w:numId="18">
     <w:abstractNumId w:val="19"/>
   </w:num>
-  <w:num w:numId="19" w16cid:durableId="1107852993">
+  <w:num w:numId="19">
     <w:abstractNumId w:val="13"/>
   </w:num>
-  <w:num w:numId="20" w16cid:durableId="2030521116">
+  <w:num w:numId="20">
     <w:abstractNumId w:val="7"/>
   </w:num>
-  <w:num w:numId="21" w16cid:durableId="791828998">
+  <w:num w:numId="21">
     <w:abstractNumId w:val="20"/>
   </w:num>
-  <w:num w:numId="22" w16cid:durableId="241448588">
+  <w:num w:numId="22">
     <w:abstractNumId w:val="15"/>
   </w:num>
   <w:numIdMacAtCleanup w:val="7"/>
